--- a/az/scientists/CV/Word/Allahyarov_Elshad_CV_AZ.docx
+++ b/az/scientists/CV/Word/Allahyarov_Elshad_CV_AZ.docx
@@ -439,7 +439,7 @@
           <w:sz w:val="21"/>
           <w:szCs w:val="21"/>
         </w:rPr>
-        <w:t>Elşad Allahyarov Klivlenddəki Keys Qərbi Rezerv Universitetində fizika üzrə elmi işlər professorudur. Düsseldorfda Heinrich Heine Universitetində və Rusiya Elmlər Akademiyasının Yüksək Temperaturlar İnstitutunda da vəzifələri var. 2005-ci ildə Rusiya Elmlər Akademiyasında fizika və riyaziyyat üzrə elmlər doktoru dərəcəsi alıb. Dissertasiya The role of Coulomb correlations in colloids and biocolloids adlanır. CV bu dərəcəni alman Dr. habil. dərəcəsi ilə eyniləşdirir. 1994-cü ildə fizika üzrə fəlsəfə doktoru dərəcəsi alıb. CV bunu alman Dr. və ABŞ PhD dərəcəsi ilə eyniləşdirir. 1988-ci ildə Moskva Dövlət Universitetində fizika diplomu alıb. 2021–2025-ci illər üçün Alman Tədqiqat Cəmiyyətinin 300.000 avroluq qrantı kompozit elastomerlərin aktuasiyasına həsr olunub.</w:t>
+        <w:t>Elşad Allahyarov Klivlenddəki Keys Qərbi Rezerv Universitetində fizika üzrə elmi işlər professorudur. Düsseldorfda Heinrich Heine Universitetində və Rusiya Elmlər Akademiyasının Yüksək Temperaturlar İnstitutunda da vəzifələri var. 2005-ci ildə Rusiya Elmlər Akademiyasında fizika və riyaziyyat üzrə elmlər doktoru dərəcəsi alıb. Dissertasiya The role of Coulomb correlations in colloids and biocolloids adlanır. Alman Dr. habil. dərəcəsinə ekvivalentdir. 1994-cü ildə fizika üzrə fəlsəfə doktoru dərəcəsi alıb. Alman Dr. və ABŞ PhD dərəcəsinə ekvivalentdir. 1988-ci ildə Moskva Dövlət Universitetində fizika diplomu alıb. 2021–2025-ci illər üçün Alman Tədqiqat Cəmiyyətinin 300.000 avroluq qrantı kompozit elastomerlərin aktuasiyasına həsr olunub.</w:t>
       </w:r>
     </w:p>
     <w:p>
@@ -693,7 +693,7 @@
                 <w:sz w:val="21"/>
                 <w:szCs w:val="21"/>
               </w:rPr>
-              <w:t>Fizika və riyaziyyat. Dissertasiya: The role of Coulomb correlations in colloids and biocolloids. CV bunu alman Dr. habil. dərəcəsi ilə eyniləşdirir.</w:t>
+              <w:t>Fizika və riyaziyyat. Dissertasiya: The role of Coulomb correlations in colloids and biocolloids. Alman Dr. habil. dərəcəsinə ekvivalentdir.</w:t>
             </w:r>
           </w:p>
         </w:tc>
@@ -806,7 +806,7 @@
                 <w:sz w:val="21"/>
                 <w:szCs w:val="21"/>
               </w:rPr>
-              <w:t>Fizika. Dissertasiya: Structure factor and effective interactions in non-ideal plasma and liquid metals. CV bunu alman Dr. və ABŞ PhD dərəcəsi ilə eyniləşdirir.</w:t>
+              <w:t>Fizika. Dissertasiya: Structure factor and effective interactions in non-ideal plasma and liquid metals. Alman Dr. və ABŞ PhD dərəcəsinə ekvivalentdir.</w:t>
             </w:r>
           </w:p>
         </w:tc>
@@ -919,7 +919,7 @@
                 <w:sz w:val="21"/>
                 <w:szCs w:val="21"/>
               </w:rPr>
-              <w:t>Dissertasiya: Injection of relativistic electron beams into dense plasma. CV bunu fizika üzrə Master of Arts ekvivalenti adlandırır.</w:t>
+              <w:t>Dissertasiya: Injection of relativistic electron beams into dense plasma. Fizika üzrə Master of Arts ekvivalentidir.</w:t>
             </w:r>
           </w:p>
         </w:tc>
@@ -2290,7 +2290,600 @@
           <w:sz w:val="21"/>
           <w:szCs w:val="21"/>
         </w:rPr>
-        <w:t xml:space="preserve">1. Dispersion of plasma oscillations in non-ideal Coulomb systems </w:t>
+        <w:t>1. Dispersion of plasma oscillations in non-ideal Coulomb systems E. Allahyarov, S. A. Trigger, Teplofizika Vysokikh Tepmeratur 30, 136 (1992).</w:t>
+      </w:r>
+      <w:r>
+        <w:rPr>
+          <w:rFonts w:ascii="Times New Roman" w:cs="Times New Roman" w:eastAsia="Times New Roman" w:hAnsi="Times New Roman"/>
+          <w:b/>
+          <w:bCs/>
+          <w:sz w:val="21"/>
+          <w:szCs w:val="21"/>
+        </w:rPr>
+      </w:r>
+      <w:r>
+        <w:rPr>
+          <w:rFonts w:ascii="Times New Roman" w:cs="Times New Roman" w:eastAsia="Times New Roman" w:hAnsi="Times New Roman"/>
+          <w:sz w:val="21"/>
+          <w:szCs w:val="21"/>
+        </w:rPr>
+      </w:r>
+    </w:p>
+    <w:p>
+      <w:pPr>
+        <w:spacing w:after="80"/>
+      </w:pPr>
+      <w:r>
+        <w:rPr>
+          <w:rFonts w:ascii="Times New Roman" w:cs="Times New Roman" w:eastAsia="Times New Roman" w:hAnsi="Times New Roman"/>
+          <w:sz w:val="21"/>
+          <w:szCs w:val="21"/>
+        </w:rPr>
+        <w:t>2. Three-dimensional dispersion of Langmuir oscillations in non-ideal plasma E. Allahyarov, S. A. Trigger,Teplofizika Vysokikh Temperatur 30, 462 (1992).</w:t>
+      </w:r>
+      <w:r>
+        <w:rPr>
+          <w:rFonts w:ascii="Times New Roman" w:cs="Times New Roman" w:eastAsia="Times New Roman" w:hAnsi="Times New Roman"/>
+          <w:b/>
+          <w:bCs/>
+          <w:sz w:val="21"/>
+          <w:szCs w:val="21"/>
+        </w:rPr>
+      </w:r>
+      <w:r>
+        <w:rPr>
+          <w:rFonts w:ascii="Times New Roman" w:cs="Times New Roman" w:eastAsia="Times New Roman" w:hAnsi="Times New Roman"/>
+          <w:sz w:val="21"/>
+          <w:szCs w:val="21"/>
+        </w:rPr>
+      </w:r>
+    </w:p>
+    <w:p>
+      <w:pPr>
+        <w:spacing w:after="80"/>
+      </w:pPr>
+      <w:r>
+        <w:rPr>
+          <w:rFonts w:ascii="Times New Roman" w:cs="Times New Roman" w:eastAsia="Times New Roman" w:hAnsi="Times New Roman"/>
+          <w:sz w:val="21"/>
+          <w:szCs w:val="21"/>
+        </w:rPr>
+        <w:t>3. The influence of non-Coulomb interaction on plasma oscillation spectrum in classical two-component plasma E. Allahyarov, V. B. Bobrov, S. A. Trigger, Teplofizika Vysokikh Temperatur 30, 876 (1992).</w:t>
+      </w:r>
+      <w:r>
+        <w:rPr>
+          <w:rFonts w:ascii="Times New Roman" w:cs="Times New Roman" w:eastAsia="Times New Roman" w:hAnsi="Times New Roman"/>
+          <w:b/>
+          <w:bCs/>
+          <w:sz w:val="21"/>
+          <w:szCs w:val="21"/>
+        </w:rPr>
+      </w:r>
+      <w:r>
+        <w:rPr>
+          <w:rFonts w:ascii="Times New Roman" w:cs="Times New Roman" w:eastAsia="Times New Roman" w:hAnsi="Times New Roman"/>
+          <w:sz w:val="21"/>
+          <w:szCs w:val="21"/>
+        </w:rPr>
+      </w:r>
+    </w:p>
+    <w:p>
+      <w:pPr>
+        <w:spacing w:after="80"/>
+      </w:pPr>
+      <w:r>
+        <w:rPr>
+          <w:rFonts w:ascii="Times New Roman" w:cs="Times New Roman" w:eastAsia="Times New Roman" w:hAnsi="Times New Roman"/>
+          <w:sz w:val="21"/>
+          <w:szCs w:val="21"/>
+        </w:rPr>
+        <w:t>4. On the temperature dependence of the liquid lithium electric resistance, E. Allahyarov, V. B. Bobrov, Teplofizika Vysokikh Temperatur 31, 207 (1993)</w:t>
+      </w:r>
+      <w:r>
+        <w:rPr>
+          <w:rFonts w:ascii="Times New Roman" w:cs="Times New Roman" w:eastAsia="Times New Roman" w:hAnsi="Times New Roman"/>
+          <w:b/>
+          <w:bCs/>
+          <w:sz w:val="21"/>
+          <w:szCs w:val="21"/>
+        </w:rPr>
+      </w:r>
+      <w:r>
+        <w:rPr>
+          <w:rFonts w:ascii="Times New Roman" w:cs="Times New Roman" w:eastAsia="Times New Roman" w:hAnsi="Times New Roman"/>
+          <w:sz w:val="21"/>
+          <w:szCs w:val="21"/>
+        </w:rPr>
+      </w:r>
+    </w:p>
+    <w:p>
+      <w:pPr>
+        <w:spacing w:after="80"/>
+      </w:pPr>
+      <w:r>
+        <w:rPr>
+          <w:rFonts w:ascii="Times New Roman" w:cs="Times New Roman" w:eastAsia="Times New Roman" w:hAnsi="Times New Roman"/>
+          <w:sz w:val="21"/>
+          <w:szCs w:val="21"/>
+        </w:rPr>
+        <w:t>5. Static structure factor and electric conduction of expanded liquid cesium, E. Allahyarov, V. B. Bobrov, S. A. Trigger, Teplofizika Vysokikh Temperatur 31, 44 (1993).</w:t>
+      </w:r>
+      <w:r>
+        <w:rPr>
+          <w:rFonts w:ascii="Times New Roman" w:cs="Times New Roman" w:eastAsia="Times New Roman" w:hAnsi="Times New Roman"/>
+          <w:b/>
+          <w:bCs/>
+          <w:sz w:val="21"/>
+          <w:szCs w:val="21"/>
+        </w:rPr>
+      </w:r>
+      <w:r>
+        <w:rPr>
+          <w:rFonts w:ascii="Times New Roman" w:cs="Times New Roman" w:eastAsia="Times New Roman" w:hAnsi="Times New Roman"/>
+          <w:sz w:val="21"/>
+          <w:szCs w:val="21"/>
+        </w:rPr>
+      </w:r>
+    </w:p>
+    <w:p>
+      <w:pPr>
+        <w:spacing w:after="80"/>
+      </w:pPr>
+      <w:r>
+        <w:rPr>
+          <w:rFonts w:ascii="Times New Roman" w:cs="Times New Roman" w:eastAsia="Times New Roman" w:hAnsi="Times New Roman"/>
+          <w:sz w:val="21"/>
+          <w:szCs w:val="21"/>
+        </w:rPr>
+        <w:t>6. Electrical conductivity of fully ionized plasmas with arbitrary electron degeneracy. 1: Classical plasma, V. B. Bobrov, E. Allahyarov, High temperatures 31, 422 (1993).</w:t>
+      </w:r>
+      <w:r>
+        <w:rPr>
+          <w:rFonts w:ascii="Times New Roman" w:cs="Times New Roman" w:eastAsia="Times New Roman" w:hAnsi="Times New Roman"/>
+          <w:b/>
+          <w:bCs/>
+          <w:sz w:val="21"/>
+          <w:szCs w:val="21"/>
+        </w:rPr>
+      </w:r>
+      <w:r>
+        <w:rPr>
+          <w:rFonts w:ascii="Times New Roman" w:cs="Times New Roman" w:eastAsia="Times New Roman" w:hAnsi="Times New Roman"/>
+          <w:sz w:val="21"/>
+          <w:szCs w:val="21"/>
+        </w:rPr>
+      </w:r>
+    </w:p>
+    <w:p>
+      <w:pPr>
+        <w:spacing w:after="80"/>
+      </w:pPr>
+      <w:r>
+        <w:rPr>
+          <w:rFonts w:ascii="Times New Roman" w:cs="Times New Roman" w:eastAsia="Times New Roman" w:hAnsi="Times New Roman"/>
+          <w:sz w:val="21"/>
+          <w:szCs w:val="21"/>
+        </w:rPr>
+        <w:t>7. Electric conductivity of a fully ionized plasma with arbitrary electron degeneration. 2. Liquid-metal plasma V. B. Bobrov, E. Allahyarov, Teplofizika Vysokikh Temperatur 31, 352 (1993).</w:t>
+      </w:r>
+      <w:r>
+        <w:rPr>
+          <w:rFonts w:ascii="Times New Roman" w:cs="Times New Roman" w:eastAsia="Times New Roman" w:hAnsi="Times New Roman"/>
+          <w:b/>
+          <w:bCs/>
+          <w:sz w:val="21"/>
+          <w:szCs w:val="21"/>
+        </w:rPr>
+      </w:r>
+      <w:r>
+        <w:rPr>
+          <w:rFonts w:ascii="Times New Roman" w:cs="Times New Roman" w:eastAsia="Times New Roman" w:hAnsi="Times New Roman"/>
+          <w:sz w:val="21"/>
+          <w:szCs w:val="21"/>
+        </w:rPr>
+      </w:r>
+    </w:p>
+    <w:p>
+      <w:pPr>
+        <w:spacing w:after="80"/>
+      </w:pPr>
+      <w:r>
+        <w:rPr>
+          <w:rFonts w:ascii="Times New Roman" w:cs="Times New Roman" w:eastAsia="Times New Roman" w:hAnsi="Times New Roman"/>
+          <w:sz w:val="21"/>
+          <w:szCs w:val="21"/>
+        </w:rPr>
+        <w:t>8. Kramers–Kronig relations for the dielectric constant of a classical plasma and the spectrum of plasma oscillations. E. Allahyarov, V.B. Bobrov, High Tempertures 31, 644 (1993)</w:t>
+      </w:r>
+      <w:r>
+        <w:rPr>
+          <w:rFonts w:ascii="Times New Roman" w:cs="Times New Roman" w:eastAsia="Times New Roman" w:hAnsi="Times New Roman"/>
+          <w:b/>
+          <w:bCs/>
+          <w:sz w:val="21"/>
+          <w:szCs w:val="21"/>
+        </w:rPr>
+      </w:r>
+      <w:r>
+        <w:rPr>
+          <w:rFonts w:ascii="Times New Roman" w:cs="Times New Roman" w:eastAsia="Times New Roman" w:hAnsi="Times New Roman"/>
+          <w:sz w:val="21"/>
+          <w:szCs w:val="21"/>
+        </w:rPr>
+      </w:r>
+    </w:p>
+    <w:p>
+      <w:pPr>
+        <w:spacing w:after="80"/>
+      </w:pPr>
+      <w:r>
+        <w:rPr>
+          <w:rFonts w:ascii="Times New Roman" w:cs="Times New Roman" w:eastAsia="Times New Roman" w:hAnsi="Times New Roman"/>
+          <w:sz w:val="21"/>
+          <w:szCs w:val="21"/>
+        </w:rPr>
+        <w:t>9. Structure factor of liquid metals at small wave vectors and a model of a one-component plasma, E. Allahyarov., V. B. Bobrov, S. A. Trigger, High Temperatures 32, 341 (1994).</w:t>
+      </w:r>
+      <w:r>
+        <w:rPr>
+          <w:rFonts w:ascii="Times New Roman" w:cs="Times New Roman" w:eastAsia="Times New Roman" w:hAnsi="Times New Roman"/>
+          <w:b/>
+          <w:bCs/>
+          <w:sz w:val="21"/>
+          <w:szCs w:val="21"/>
+        </w:rPr>
+      </w:r>
+      <w:r>
+        <w:rPr>
+          <w:rFonts w:ascii="Times New Roman" w:cs="Times New Roman" w:eastAsia="Times New Roman" w:hAnsi="Times New Roman"/>
+          <w:sz w:val="21"/>
+          <w:szCs w:val="21"/>
+        </w:rPr>
+      </w:r>
+    </w:p>
+    <w:p>
+      <w:pPr>
+        <w:spacing w:after="80"/>
+      </w:pPr>
+      <w:r>
+        <w:rPr>
+          <w:rFonts w:ascii="Times New Roman" w:cs="Times New Roman" w:eastAsia="Times New Roman" w:hAnsi="Times New Roman"/>
+          <w:sz w:val="21"/>
+          <w:szCs w:val="21"/>
+        </w:rPr>
+        <w:t>10. OCP reference theory of dynamic structure factors of expanded liquid metals S. A. Trigger, E. Allahyarov, P. P. J. M.Schram, Physica B 212, 97 (1995).</w:t>
+      </w:r>
+      <w:r>
+        <w:rPr>
+          <w:rFonts w:ascii="Times New Roman" w:cs="Times New Roman" w:eastAsia="Times New Roman" w:hAnsi="Times New Roman"/>
+          <w:b/>
+          <w:bCs/>
+          <w:sz w:val="21"/>
+          <w:szCs w:val="21"/>
+        </w:rPr>
+      </w:r>
+      <w:r>
+        <w:rPr>
+          <w:rFonts w:ascii="Times New Roman" w:cs="Times New Roman" w:eastAsia="Times New Roman" w:hAnsi="Times New Roman"/>
+          <w:sz w:val="21"/>
+          <w:szCs w:val="21"/>
+        </w:rPr>
+      </w:r>
+    </w:p>
+    <w:p>
+      <w:pPr>
+        <w:spacing w:after="80"/>
+      </w:pPr>
+      <w:r>
+        <w:rPr>
+          <w:rFonts w:ascii="Times New Roman" w:cs="Times New Roman" w:eastAsia="Times New Roman" w:hAnsi="Times New Roman"/>
+          <w:sz w:val="21"/>
+          <w:szCs w:val="21"/>
+        </w:rPr>
+        <w:t>11. Low-angle structure behavior of expanded liquid metals, E. Allahyrov, P. P. J. M.Schram, S. A. Trigger, Physica B 212, 88 (1995).</w:t>
+      </w:r>
+    </w:p>
+    <w:p>
+      <w:pPr>
+        <w:spacing w:after="80"/>
+      </w:pPr>
+      <w:r>
+        <w:rPr>
+          <w:rFonts w:ascii="Times New Roman" w:cs="Times New Roman" w:eastAsia="Times New Roman" w:hAnsi="Times New Roman"/>
+          <w:sz w:val="21"/>
+          <w:szCs w:val="21"/>
+        </w:rPr>
+        <w:t>12. Overscreening in colloidal systems: the attractive branch of pair macroion interaction, E. Allahyarov, L. I. Podloubny, P. P. J. M.Schram, S. A. Trigger, Physica A 220, 349 (1995).</w:t>
+      </w:r>
+      <w:r>
+        <w:rPr>
+          <w:rFonts w:ascii="Times New Roman" w:cs="Times New Roman" w:eastAsia="Times New Roman" w:hAnsi="Times New Roman"/>
+          <w:b/>
+          <w:bCs/>
+          <w:sz w:val="21"/>
+          <w:szCs w:val="21"/>
+        </w:rPr>
+      </w:r>
+      <w:r>
+        <w:rPr>
+          <w:rFonts w:ascii="Times New Roman" w:cs="Times New Roman" w:eastAsia="Times New Roman" w:hAnsi="Times New Roman"/>
+          <w:sz w:val="21"/>
+          <w:szCs w:val="21"/>
+        </w:rPr>
+      </w:r>
+    </w:p>
+    <w:p>
+      <w:pPr>
+        <w:spacing w:after="80"/>
+      </w:pPr>
+      <w:r>
+        <w:rPr>
+          <w:rFonts w:ascii="Times New Roman" w:cs="Times New Roman" w:eastAsia="Times New Roman" w:hAnsi="Times New Roman"/>
+          <w:sz w:val="21"/>
+          <w:szCs w:val="21"/>
+        </w:rPr>
+        <w:t>13. MD simulation of the pair correlation function and static structure of charged colloidal suspensions, E. Allahyarov, P. P. J. M. Schram, S. A. Trigger, Phys.B, 228, 136 (1996).</w:t>
+      </w:r>
+      <w:r>
+        <w:rPr>
+          <w:rFonts w:ascii="Times New Roman" w:cs="Times New Roman" w:eastAsia="Times New Roman" w:hAnsi="Times New Roman"/>
+          <w:b/>
+          <w:bCs/>
+          <w:sz w:val="21"/>
+          <w:szCs w:val="21"/>
+        </w:rPr>
+      </w:r>
+      <w:r>
+        <w:rPr>
+          <w:rFonts w:ascii="Times New Roman" w:cs="Times New Roman" w:eastAsia="Times New Roman" w:hAnsi="Times New Roman"/>
+          <w:sz w:val="21"/>
+          <w:szCs w:val="21"/>
+        </w:rPr>
+      </w:r>
+    </w:p>
+    <w:p>
+      <w:pPr>
+        <w:spacing w:after="80"/>
+      </w:pPr>
+      <w:r>
+        <w:rPr>
+          <w:rFonts w:ascii="Times New Roman" w:cs="Times New Roman" w:eastAsia="Times New Roman" w:hAnsi="Times New Roman"/>
+          <w:sz w:val="21"/>
+          <w:szCs w:val="21"/>
+        </w:rPr>
+        <w:t>14. Effective macroion interaction in colloidal systems: Possibility of attraction, E. Allahyarov, L. I. Podloubny, P. P. J. M. Schram, S. A. Trigger, Physica B 229, 132 (1996).</w:t>
+      </w:r>
+      <w:r>
+        <w:rPr>
+          <w:rFonts w:ascii="Times New Roman" w:cs="Times New Roman" w:eastAsia="Times New Roman" w:hAnsi="Times New Roman"/>
+          <w:b/>
+          <w:bCs/>
+          <w:sz w:val="21"/>
+          <w:szCs w:val="21"/>
+        </w:rPr>
+      </w:r>
+      <w:r>
+        <w:rPr>
+          <w:rFonts w:ascii="Times New Roman" w:cs="Times New Roman" w:eastAsia="Times New Roman" w:hAnsi="Times New Roman"/>
+          <w:sz w:val="21"/>
+          <w:szCs w:val="21"/>
+        </w:rPr>
+      </w:r>
+    </w:p>
+    <w:p>
+      <w:pPr>
+        <w:spacing w:after="80"/>
+      </w:pPr>
+      <w:r>
+        <w:rPr>
+          <w:rFonts w:ascii="Times New Roman" w:cs="Times New Roman" w:eastAsia="Times New Roman" w:hAnsi="Times New Roman"/>
+          <w:sz w:val="21"/>
+          <w:szCs w:val="21"/>
+        </w:rPr>
+        <w:t>15. Damping of longtudinal waves in charged colloids, E. Allahyarov, L. I. Podloubny, P. P. J. M. Schram, S. A. Trigger, Physica B 228, 166 (1996).</w:t>
+      </w:r>
+      <w:r>
+        <w:rPr>
+          <w:rFonts w:ascii="Times New Roman" w:cs="Times New Roman" w:eastAsia="Times New Roman" w:hAnsi="Times New Roman"/>
+          <w:b/>
+          <w:bCs/>
+          <w:sz w:val="21"/>
+          <w:szCs w:val="21"/>
+        </w:rPr>
+      </w:r>
+      <w:r>
+        <w:rPr>
+          <w:rFonts w:ascii="Times New Roman" w:cs="Times New Roman" w:eastAsia="Times New Roman" w:hAnsi="Times New Roman"/>
+          <w:sz w:val="21"/>
+          <w:szCs w:val="21"/>
+        </w:rPr>
+      </w:r>
+    </w:p>
+    <w:p>
+      <w:pPr>
+        <w:spacing w:after="80"/>
+      </w:pPr>
+      <w:r>
+        <w:rPr>
+          <w:rFonts w:ascii="Times New Roman" w:cs="Times New Roman" w:eastAsia="Times New Roman" w:hAnsi="Times New Roman"/>
+          <w:sz w:val="21"/>
+          <w:szCs w:val="21"/>
+        </w:rPr>
+        <w:t>16. The breaking crack build-up in perforated planes by uniform ring switching, V. M. Mirsalimov, E. Allahyarov, Int. J. Fracture 79, R17 (1996).</w:t>
+      </w:r>
+      <w:r>
+        <w:rPr>
+          <w:rFonts w:ascii="Times New Roman" w:cs="Times New Roman" w:eastAsia="Times New Roman" w:hAnsi="Times New Roman"/>
+          <w:b/>
+          <w:bCs/>
+          <w:sz w:val="21"/>
+          <w:szCs w:val="21"/>
+        </w:rPr>
+      </w:r>
+      <w:r>
+        <w:rPr>
+          <w:rFonts w:ascii="Times New Roman" w:cs="Times New Roman" w:eastAsia="Times New Roman" w:hAnsi="Times New Roman"/>
+          <w:sz w:val="21"/>
+          <w:szCs w:val="21"/>
+        </w:rPr>
+      </w:r>
+    </w:p>
+    <w:p>
+      <w:pPr>
+        <w:spacing w:after="80"/>
+      </w:pPr>
+      <w:r>
+        <w:rPr>
+          <w:rFonts w:ascii="Times New Roman" w:cs="Times New Roman" w:eastAsia="Times New Roman" w:hAnsi="Times New Roman"/>
+          <w:sz w:val="21"/>
+          <w:szCs w:val="21"/>
+        </w:rPr>
+        <w:t>17. Damping of longtudinal waves in colloidal crystals of finite size E. Allahyarov, L. I. Podloubny, P. P. J. M.Schram, S. A. Trigger, Phys. Rev. E 55, 592 (1997).</w:t>
+      </w:r>
+      <w:r>
+        <w:rPr>
+          <w:rFonts w:ascii="Times New Roman" w:cs="Times New Roman" w:eastAsia="Times New Roman" w:hAnsi="Times New Roman"/>
+          <w:b/>
+          <w:bCs/>
+          <w:sz w:val="21"/>
+          <w:szCs w:val="21"/>
+        </w:rPr>
+      </w:r>
+      <w:r>
+        <w:rPr>
+          <w:rFonts w:ascii="Times New Roman" w:cs="Times New Roman" w:eastAsia="Times New Roman" w:hAnsi="Times New Roman"/>
+          <w:sz w:val="21"/>
+          <w:szCs w:val="21"/>
+        </w:rPr>
+      </w:r>
+    </w:p>
+    <w:p>
+      <w:pPr>
+        <w:spacing w:after="80"/>
+      </w:pPr>
+      <w:r>
+        <w:rPr>
+          <w:rFonts w:ascii="Times New Roman" w:cs="Times New Roman" w:eastAsia="Times New Roman" w:hAnsi="Times New Roman"/>
+          <w:sz w:val="21"/>
+          <w:szCs w:val="21"/>
+        </w:rPr>
+        <w:t>18. Attraction between like-charged macroions by Coulomb depletion E. Allahyarov, I. D'Amico, H. Löwen, Phys. Rev. Letters 81, 1334 (1998).</w:t>
+      </w:r>
+      <w:r>
+        <w:rPr>
+          <w:rFonts w:ascii="Times New Roman" w:cs="Times New Roman" w:eastAsia="Times New Roman" w:hAnsi="Times New Roman"/>
+          <w:b/>
+          <w:bCs/>
+          <w:sz w:val="21"/>
+          <w:szCs w:val="21"/>
+        </w:rPr>
+      </w:r>
+      <w:r>
+        <w:rPr>
+          <w:rFonts w:ascii="Times New Roman" w:cs="Times New Roman" w:eastAsia="Times New Roman" w:hAnsi="Times New Roman"/>
+          <w:sz w:val="21"/>
+          <w:szCs w:val="21"/>
+        </w:rPr>
+      </w:r>
+    </w:p>
+    <w:p>
+      <w:pPr>
+        <w:spacing w:after="80"/>
+      </w:pPr>
+      <w:r>
+        <w:rPr>
+          <w:rFonts w:ascii="Times New Roman" w:cs="Times New Roman" w:eastAsia="Times New Roman" w:hAnsi="Times New Roman"/>
+          <w:sz w:val="21"/>
+          <w:szCs w:val="21"/>
+        </w:rPr>
+        <w:t>19. Possibility of an attraction between highly charged colloids E. Allahyarov, P. P. J. M. Schram, S. A. Trigger, Proc. Int. Conf. Strongly Coupled Coulomb Systems, Plenum Press, New-York, 247 (1998).</w:t>
+      </w:r>
+      <w:r>
+        <w:rPr>
+          <w:rFonts w:ascii="Times New Roman" w:cs="Times New Roman" w:eastAsia="Times New Roman" w:hAnsi="Times New Roman"/>
+          <w:b/>
+          <w:bCs/>
+          <w:sz w:val="21"/>
+          <w:szCs w:val="21"/>
+        </w:rPr>
+      </w:r>
+      <w:r>
+        <w:rPr>
+          <w:rFonts w:ascii="Times New Roman" w:cs="Times New Roman" w:eastAsia="Times New Roman" w:hAnsi="Times New Roman"/>
+          <w:sz w:val="21"/>
+          <w:szCs w:val="21"/>
+        </w:rPr>
+      </w:r>
+    </w:p>
+    <w:p>
+      <w:pPr>
+        <w:spacing w:after="80"/>
+      </w:pPr>
+      <w:r>
+        <w:rPr>
+          <w:rFonts w:ascii="Times New Roman" w:cs="Times New Roman" w:eastAsia="Times New Roman" w:hAnsi="Times New Roman"/>
+          <w:sz w:val="21"/>
+          <w:szCs w:val="21"/>
+        </w:rPr>
+        <w:t>20. Role of effective triplet interactions in charged colloidal suspensions H.Löwen, E. Allahyarov, J. Phys. Condensed Matter 10, 4147 (1998).</w:t>
+      </w:r>
+      <w:r>
+        <w:rPr>
+          <w:rFonts w:ascii="Times New Roman" w:cs="Times New Roman" w:eastAsia="Times New Roman" w:hAnsi="Times New Roman"/>
+          <w:b/>
+          <w:bCs/>
+          <w:sz w:val="21"/>
+          <w:szCs w:val="21"/>
+        </w:rPr>
+      </w:r>
+      <w:r>
+        <w:rPr>
+          <w:rFonts w:ascii="Times New Roman" w:cs="Times New Roman" w:eastAsia="Times New Roman" w:hAnsi="Times New Roman"/>
+          <w:sz w:val="21"/>
+          <w:szCs w:val="21"/>
+        </w:rPr>
+      </w:r>
+    </w:p>
+    <w:p>
+      <w:pPr>
+        <w:spacing w:after="80"/>
+      </w:pPr>
+      <w:r>
+        <w:rPr>
+          <w:rFonts w:ascii="Times New Roman" w:cs="Times New Roman" w:eastAsia="Times New Roman" w:hAnsi="Times New Roman"/>
+          <w:sz w:val="21"/>
+          <w:szCs w:val="21"/>
+        </w:rPr>
+        <w:t>21. Effective forces between macroions: the cases of asymmetric macroions and added salt E. Allahyarov, H. Löwen, S. Trigger, Phys. Rev. E 57, 5818 (1998).</w:t>
+      </w:r>
+      <w:r>
+        <w:rPr>
+          <w:rFonts w:ascii="Times New Roman" w:cs="Times New Roman" w:eastAsia="Times New Roman" w:hAnsi="Times New Roman"/>
+          <w:b/>
+          <w:bCs/>
+          <w:sz w:val="21"/>
+          <w:szCs w:val="21"/>
+        </w:rPr>
+      </w:r>
+      <w:r>
+        <w:rPr>
+          <w:rFonts w:ascii="Times New Roman" w:cs="Times New Roman" w:eastAsia="Times New Roman" w:hAnsi="Times New Roman"/>
+          <w:sz w:val="21"/>
+          <w:szCs w:val="21"/>
+        </w:rPr>
+      </w:r>
+    </w:p>
+    <w:p>
+      <w:pPr>
+        <w:spacing w:after="80"/>
+      </w:pPr>
+      <w:r>
+        <w:rPr>
+          <w:rFonts w:ascii="Times New Roman" w:cs="Times New Roman" w:eastAsia="Times New Roman" w:hAnsi="Times New Roman"/>
+          <w:sz w:val="21"/>
+          <w:szCs w:val="21"/>
+        </w:rPr>
+        <w:t xml:space="preserve">22. Effect of confinement on the interaction between charged colloidal particles </w:t>
       </w:r>
       <w:r>
         <w:rPr>
@@ -2308,20 +2901,20 @@
           <w:sz w:val="21"/>
           <w:szCs w:val="21"/>
         </w:rPr>
-        <w:t xml:space="preserve"> , S. A. Trigger, Teplofizika Vysokikh Tepmeratur 30, 136 (1992).</w:t>
-      </w:r>
-    </w:p>
-    <w:p>
-      <w:pPr>
-        <w:spacing w:after="80"/>
-      </w:pPr>
-      <w:r>
-        <w:rPr>
-          <w:rFonts w:ascii="Times New Roman" w:cs="Times New Roman" w:eastAsia="Times New Roman" w:hAnsi="Times New Roman"/>
-          <w:sz w:val="21"/>
-          <w:szCs w:val="21"/>
-        </w:rPr>
-        <w:t xml:space="preserve">2. Three-dimensional dispersion of Langmuir oscillations in non-ideal plasma </w:t>
+        <w:t>, I. D'Amico, H. Löwen, Phys. Rev. E 60, 3199 (1999).</w:t>
+      </w:r>
+    </w:p>
+    <w:p>
+      <w:pPr>
+        <w:spacing w:after="80"/>
+      </w:pPr>
+      <w:r>
+        <w:rPr>
+          <w:rFonts w:ascii="Times New Roman" w:cs="Times New Roman" w:eastAsia="Times New Roman" w:hAnsi="Times New Roman"/>
+          <w:sz w:val="21"/>
+          <w:szCs w:val="21"/>
+        </w:rPr>
+        <w:t xml:space="preserve">23. The hard physics of soft matter H. Löwen, </w:t>
       </w:r>
       <w:r>
         <w:rPr>
@@ -2339,20 +2932,107 @@
           <w:sz w:val="21"/>
           <w:szCs w:val="21"/>
         </w:rPr>
-        <w:t xml:space="preserve"> , S. A. Trigger,Teplofizika Vysokikh Temperatur 30, 462 (1992).</w:t>
-      </w:r>
-    </w:p>
-    <w:p>
-      <w:pPr>
-        <w:spacing w:after="80"/>
-      </w:pPr>
-      <w:r>
-        <w:rPr>
-          <w:rFonts w:ascii="Times New Roman" w:cs="Times New Roman" w:eastAsia="Times New Roman" w:hAnsi="Times New Roman"/>
-          <w:sz w:val="21"/>
-          <w:szCs w:val="21"/>
-        </w:rPr>
-        <w:t xml:space="preserve">3. The influence of non-Coulomb interaction on plasma oscillation spectrum in classical two-component plasma </w:t>
+        <w:t>, et al, Advances in Solid State Physics 40, 809 (2000).</w:t>
+      </w:r>
+    </w:p>
+    <w:p>
+      <w:pPr>
+        <w:spacing w:after="80"/>
+      </w:pPr>
+      <w:r>
+        <w:rPr>
+          <w:rFonts w:ascii="Times New Roman" w:cs="Times New Roman" w:eastAsia="Times New Roman" w:hAnsi="Times New Roman"/>
+          <w:sz w:val="21"/>
+          <w:szCs w:val="21"/>
+        </w:rPr>
+        <w:t>24. Effective interaction between helical biomolecules E. Allahyarov, H. Löwen, Phys. Rev. E 62, 5542 (2000).</w:t>
+      </w:r>
+      <w:r>
+        <w:rPr>
+          <w:rFonts w:ascii="Times New Roman" w:cs="Times New Roman" w:eastAsia="Times New Roman" w:hAnsi="Times New Roman"/>
+          <w:b/>
+          <w:bCs/>
+          <w:sz w:val="21"/>
+          <w:szCs w:val="21"/>
+        </w:rPr>
+      </w:r>
+      <w:r>
+        <w:rPr>
+          <w:rFonts w:ascii="Times New Roman" w:cs="Times New Roman" w:eastAsia="Times New Roman" w:hAnsi="Times New Roman"/>
+          <w:sz w:val="21"/>
+          <w:szCs w:val="21"/>
+        </w:rPr>
+      </w:r>
+    </w:p>
+    <w:p>
+      <w:pPr>
+        <w:spacing w:after="80"/>
+      </w:pPr>
+      <w:r>
+        <w:rPr>
+          <w:rFonts w:ascii="Times New Roman" w:cs="Times New Roman" w:eastAsia="Times New Roman" w:hAnsi="Times New Roman"/>
+          <w:sz w:val="21"/>
+          <w:szCs w:val="21"/>
+        </w:rPr>
+        <w:t>25. Effective interaction between confined colloids: repulsion or attraction H. Löwen, E. Allahyarov, I. D'Amico, Progr. Colloid Polym. Sci. 115, 367 (2000).</w:t>
+      </w:r>
+      <w:r>
+        <w:rPr>
+          <w:rFonts w:ascii="Times New Roman" w:cs="Times New Roman" w:eastAsia="Times New Roman" w:hAnsi="Times New Roman"/>
+          <w:b/>
+          <w:bCs/>
+          <w:sz w:val="21"/>
+          <w:szCs w:val="21"/>
+        </w:rPr>
+      </w:r>
+      <w:r>
+        <w:rPr>
+          <w:rFonts w:ascii="Times New Roman" w:cs="Times New Roman" w:eastAsia="Times New Roman" w:hAnsi="Times New Roman"/>
+          <w:sz w:val="21"/>
+          <w:szCs w:val="21"/>
+        </w:rPr>
+      </w:r>
+    </w:p>
+    <w:p>
+      <w:pPr>
+        <w:spacing w:after="80"/>
+      </w:pPr>
+      <w:r>
+        <w:rPr>
+          <w:rFonts w:ascii="Times New Roman" w:cs="Times New Roman" w:eastAsia="Times New Roman" w:hAnsi="Times New Roman"/>
+          <w:sz w:val="21"/>
+          <w:szCs w:val="21"/>
+        </w:rPr>
+        <w:t>26. Influence of solvent granularity on the effective interaction between charged colloidal suspensions E. Allahyarov, H. Löwen, Phys. Rev. E 63, 041403 (2001).</w:t>
+      </w:r>
+      <w:r>
+        <w:rPr>
+          <w:rFonts w:ascii="Times New Roman" w:cs="Times New Roman" w:eastAsia="Times New Roman" w:hAnsi="Times New Roman"/>
+          <w:b/>
+          <w:bCs/>
+          <w:sz w:val="21"/>
+          <w:szCs w:val="21"/>
+        </w:rPr>
+      </w:r>
+      <w:r>
+        <w:rPr>
+          <w:rFonts w:ascii="Times New Roman" w:cs="Times New Roman" w:eastAsia="Times New Roman" w:hAnsi="Times New Roman"/>
+          <w:sz w:val="21"/>
+          <w:szCs w:val="21"/>
+        </w:rPr>
+      </w:r>
+    </w:p>
+    <w:p>
+      <w:pPr>
+        <w:spacing w:after="80"/>
+      </w:pPr>
+      <w:r>
+        <w:rPr>
+          <w:rFonts w:ascii="Times New Roman" w:cs="Times New Roman" w:eastAsia="Times New Roman" w:hAnsi="Times New Roman"/>
+          <w:sz w:val="21"/>
+          <w:szCs w:val="21"/>
+        </w:rPr>
+        <w:t xml:space="preserve">27. Discrete solvent effects on the effective interaction between charged colloids </w:t>
       </w:r>
       <w:r>
         <w:rPr>
@@ -2370,20 +3050,136 @@
           <w:sz w:val="21"/>
           <w:szCs w:val="21"/>
         </w:rPr>
-        <w:t xml:space="preserve"> , V. B. Bobrov, S. A. Trigger, Teplofizika Vysokikh Temperatur 30, 876 (1992).</w:t>
-      </w:r>
-    </w:p>
-    <w:p>
-      <w:pPr>
-        <w:spacing w:after="80"/>
-      </w:pPr>
-      <w:r>
-        <w:rPr>
-          <w:rFonts w:ascii="Times New Roman" w:cs="Times New Roman" w:eastAsia="Times New Roman" w:hAnsi="Times New Roman"/>
-          <w:sz w:val="21"/>
-          <w:szCs w:val="21"/>
-        </w:rPr>
-        <w:t xml:space="preserve">4. On the temperature dependence of the liquid lithium electric resistance, </w:t>
+        <w:t>, H. Löwen, J. Phys. Condensed Matter 13, L277 (2001).</w:t>
+      </w:r>
+    </w:p>
+    <w:p>
+      <w:pPr>
+        <w:spacing w:after="80"/>
+      </w:pPr>
+      <w:r>
+        <w:rPr>
+          <w:rFonts w:ascii="Times New Roman" w:cs="Times New Roman" w:eastAsia="Times New Roman" w:hAnsi="Times New Roman"/>
+          <w:sz w:val="21"/>
+          <w:szCs w:val="21"/>
+        </w:rPr>
+        <w:t>28. Interactions and phase transitions of colloidal dispersions in bulk and at interfaces H. Löwen, E. Allahyarov, et al, Phil. Trans. Roy. Soc. Lond. A 359, 909 (2001).</w:t>
+      </w:r>
+      <w:r>
+        <w:rPr>
+          <w:rFonts w:ascii="Times New Roman" w:cs="Times New Roman" w:eastAsia="Times New Roman" w:hAnsi="Times New Roman"/>
+          <w:b/>
+          <w:bCs/>
+          <w:sz w:val="21"/>
+          <w:szCs w:val="21"/>
+        </w:rPr>
+      </w:r>
+      <w:r>
+        <w:rPr>
+          <w:rFonts w:ascii="Times New Roman" w:cs="Times New Roman" w:eastAsia="Times New Roman" w:hAnsi="Times New Roman"/>
+          <w:sz w:val="21"/>
+          <w:szCs w:val="21"/>
+        </w:rPr>
+      </w:r>
+    </w:p>
+    <w:p>
+      <w:pPr>
+        <w:spacing w:after="80"/>
+      </w:pPr>
+      <w:r>
+        <w:rPr>
+          <w:rFonts w:ascii="Times New Roman" w:cs="Times New Roman" w:eastAsia="Times New Roman" w:hAnsi="Times New Roman"/>
+          <w:sz w:val="21"/>
+          <w:szCs w:val="21"/>
+        </w:rPr>
+        <w:t>29. Discrete charge patterns, Coulomb correlations and interactions in protein solutions E. Allahyarov, H. Löwen, J. P. Hansen, A. A. Louis, Europhys. Letters. 57, 731 (2002).</w:t>
+      </w:r>
+      <w:r>
+        <w:rPr>
+          <w:rFonts w:ascii="Times New Roman" w:cs="Times New Roman" w:eastAsia="Times New Roman" w:hAnsi="Times New Roman"/>
+          <w:b/>
+          <w:bCs/>
+          <w:sz w:val="21"/>
+          <w:szCs w:val="21"/>
+        </w:rPr>
+      </w:r>
+      <w:r>
+        <w:rPr>
+          <w:rFonts w:ascii="Times New Roman" w:cs="Times New Roman" w:eastAsia="Times New Roman" w:hAnsi="Times New Roman"/>
+          <w:sz w:val="21"/>
+          <w:szCs w:val="21"/>
+        </w:rPr>
+      </w:r>
+    </w:p>
+    <w:p>
+      <w:pPr>
+        <w:spacing w:after="80"/>
+      </w:pPr>
+      <w:r>
+        <w:rPr>
+          <w:rFonts w:ascii="Times New Roman" w:cs="Times New Roman" w:eastAsia="Times New Roman" w:hAnsi="Times New Roman"/>
+          <w:sz w:val="21"/>
+          <w:szCs w:val="21"/>
+        </w:rPr>
+        <w:t>30. Effective forces in colloidal mixtures: from depletion attraction to accumulation repulsion A. A. Louis, E. Allahyarov, H. Löwen, R. Roth, Phys. Rev. E 65, 061407 (2002).</w:t>
+      </w:r>
+      <w:r>
+        <w:rPr>
+          <w:rFonts w:ascii="Times New Roman" w:cs="Times New Roman" w:eastAsia="Times New Roman" w:hAnsi="Times New Roman"/>
+          <w:b/>
+          <w:bCs/>
+          <w:sz w:val="21"/>
+          <w:szCs w:val="21"/>
+        </w:rPr>
+      </w:r>
+      <w:r>
+        <w:rPr>
+          <w:rFonts w:ascii="Times New Roman" w:cs="Times New Roman" w:eastAsia="Times New Roman" w:hAnsi="Times New Roman"/>
+          <w:sz w:val="21"/>
+          <w:szCs w:val="21"/>
+        </w:rPr>
+      </w:r>
+    </w:p>
+    <w:p>
+      <w:pPr>
+        <w:spacing w:after="80"/>
+      </w:pPr>
+      <w:r>
+        <w:rPr>
+          <w:rFonts w:ascii="Times New Roman" w:cs="Times New Roman" w:eastAsia="Times New Roman" w:hAnsi="Times New Roman"/>
+          <w:sz w:val="21"/>
+          <w:szCs w:val="21"/>
+        </w:rPr>
+        <w:t>31. Adsorption of monovalent and multivalent cations and anions on DNA molecules E. Allahyarov, H. Löwen, G. Gompper, Phys. Rev. E 68, 061903 (2003).</w:t>
+      </w:r>
+      <w:r>
+        <w:rPr>
+          <w:rFonts w:ascii="Times New Roman" w:cs="Times New Roman" w:eastAsia="Times New Roman" w:hAnsi="Times New Roman"/>
+          <w:b/>
+          <w:bCs/>
+          <w:sz w:val="21"/>
+          <w:szCs w:val="21"/>
+        </w:rPr>
+      </w:r>
+      <w:r>
+        <w:rPr>
+          <w:rFonts w:ascii="Times New Roman" w:cs="Times New Roman" w:eastAsia="Times New Roman" w:hAnsi="Times New Roman"/>
+          <w:sz w:val="21"/>
+          <w:szCs w:val="21"/>
+        </w:rPr>
+      </w:r>
+    </w:p>
+    <w:p>
+      <w:pPr>
+        <w:spacing w:after="80"/>
+      </w:pPr>
+      <w:r>
+        <w:rPr>
+          <w:rFonts w:ascii="Times New Roman" w:cs="Times New Roman" w:eastAsia="Times New Roman" w:hAnsi="Times New Roman"/>
+          <w:sz w:val="21"/>
+          <w:szCs w:val="21"/>
+        </w:rPr>
+        <w:t xml:space="preserve">32. Nonmonotonicity of second virial coefficient in strongly correlated systems </w:t>
       </w:r>
       <w:r>
         <w:rPr>
@@ -2401,20 +3197,78 @@
           <w:sz w:val="21"/>
           <w:szCs w:val="21"/>
         </w:rPr>
-        <w:t xml:space="preserve"> , V. B. Bobrov, Teplofizika Vysokikh Temperatur 31, 207 (1993)</w:t>
-      </w:r>
-    </w:p>
-    <w:p>
-      <w:pPr>
-        <w:spacing w:after="80"/>
-      </w:pPr>
-      <w:r>
-        <w:rPr>
-          <w:rFonts w:ascii="Times New Roman" w:cs="Times New Roman" w:eastAsia="Times New Roman" w:hAnsi="Times New Roman"/>
-          <w:sz w:val="21"/>
-          <w:szCs w:val="21"/>
-        </w:rPr>
-        <w:t xml:space="preserve">5. Static structure factor and electric conduction of expanded liquid cesium, </w:t>
+        <w:t>, H. Löwen, J.-P. Hansen, A. A. Louis, Phys. Rev. E 67, 051404 (2003); Virtual Journal of Biological Physics Research 5,(2003).</w:t>
+      </w:r>
+    </w:p>
+    <w:p>
+      <w:pPr>
+        <w:spacing w:after="80"/>
+      </w:pPr>
+      <w:r>
+        <w:rPr>
+          <w:rFonts w:ascii="Times New Roman" w:cs="Times New Roman" w:eastAsia="Times New Roman" w:hAnsi="Times New Roman"/>
+          <w:sz w:val="21"/>
+          <w:szCs w:val="21"/>
+        </w:rPr>
+        <w:t>33. Charged colloids, polyelectrolytes and biomolecules viewed as strongly coupled Coulomb systems H. Löwen, E. Allahyarov, et al., J. Phys. A: Math. Gen. 36, 5827 (2003).</w:t>
+      </w:r>
+      <w:r>
+        <w:rPr>
+          <w:rFonts w:ascii="Times New Roman" w:cs="Times New Roman" w:eastAsia="Times New Roman" w:hAnsi="Times New Roman"/>
+          <w:b/>
+          <w:bCs/>
+          <w:sz w:val="21"/>
+          <w:szCs w:val="21"/>
+        </w:rPr>
+      </w:r>
+      <w:r>
+        <w:rPr>
+          <w:rFonts w:ascii="Times New Roman" w:cs="Times New Roman" w:eastAsia="Times New Roman" w:hAnsi="Times New Roman"/>
+          <w:sz w:val="21"/>
+          <w:szCs w:val="21"/>
+        </w:rPr>
+      </w:r>
+    </w:p>
+    <w:p>
+      <w:pPr>
+        <w:spacing w:after="80"/>
+      </w:pPr>
+      <w:r>
+        <w:rPr>
+          <w:rFonts w:ascii="Times New Roman" w:cs="Times New Roman" w:eastAsia="Times New Roman" w:hAnsi="Times New Roman"/>
+          <w:sz w:val="21"/>
+          <w:szCs w:val="21"/>
+        </w:rPr>
+        <w:t>34. Mesoscopic solvent simulations: Multi-particle-collision dynamics of three-dimensional flows E. Allahyarov, G. Gompper, Phys. Rev. E 66, 036702 (2003).</w:t>
+      </w:r>
+      <w:r>
+        <w:rPr>
+          <w:rFonts w:ascii="Times New Roman" w:cs="Times New Roman" w:eastAsia="Times New Roman" w:hAnsi="Times New Roman"/>
+          <w:b/>
+          <w:bCs/>
+          <w:sz w:val="21"/>
+          <w:szCs w:val="21"/>
+        </w:rPr>
+      </w:r>
+      <w:r>
+        <w:rPr>
+          <w:rFonts w:ascii="Times New Roman" w:cs="Times New Roman" w:eastAsia="Times New Roman" w:hAnsi="Times New Roman"/>
+          <w:sz w:val="21"/>
+          <w:szCs w:val="21"/>
+        </w:rPr>
+      </w:r>
+    </w:p>
+    <w:p>
+      <w:pPr>
+        <w:spacing w:after="80"/>
+      </w:pPr>
+      <w:r>
+        <w:rPr>
+          <w:rFonts w:ascii="Times New Roman" w:cs="Times New Roman" w:eastAsia="Times New Roman" w:hAnsi="Times New Roman"/>
+          <w:sz w:val="21"/>
+          <w:szCs w:val="21"/>
+        </w:rPr>
+        <w:t xml:space="preserve">35. Erratum: Mesoscopic solvent simulations: Multiparticle-collision dynamics of three-dimensional flows </w:t>
       </w:r>
       <w:r>
         <w:rPr>
@@ -2432,20 +3286,165 @@
           <w:sz w:val="21"/>
           <w:szCs w:val="21"/>
         </w:rPr>
-        <w:t xml:space="preserve"> , V. B. Bobrov, S. A. Trigger, Teplofizika Vysokikh Temperatur 31, 44 (1993).</w:t>
-      </w:r>
-    </w:p>
-    <w:p>
-      <w:pPr>
-        <w:spacing w:after="80"/>
-      </w:pPr>
-      <w:r>
-        <w:rPr>
-          <w:rFonts w:ascii="Times New Roman" w:cs="Times New Roman" w:eastAsia="Times New Roman" w:hAnsi="Times New Roman"/>
-          <w:sz w:val="21"/>
-          <w:szCs w:val="21"/>
-        </w:rPr>
-        <w:t xml:space="preserve">6. Electrical conductivity of fully ionized plasmas with arbitrary electron degeneracy. 1: Classical plasma, V. B. Bobrov, </w:t>
+        <w:t>, G. Gompper, Phys. Rev. E 67, 059901 (2003).</w:t>
+      </w:r>
+    </w:p>
+    <w:p>
+      <w:pPr>
+        <w:spacing w:after="80"/>
+      </w:pPr>
+      <w:r>
+        <w:rPr>
+          <w:rFonts w:ascii="Times New Roman" w:cs="Times New Roman" w:eastAsia="Times New Roman" w:hAnsi="Times New Roman"/>
+          <w:sz w:val="21"/>
+          <w:szCs w:val="21"/>
+        </w:rPr>
+        <w:t>36. Re entrance in DNA condensation, E. Allahyarov, N. Gusein-zade, Phys. Reports of Russian Academy of Sciences 6, 49 (2004).</w:t>
+      </w:r>
+      <w:r>
+        <w:rPr>
+          <w:rFonts w:ascii="Times New Roman" w:cs="Times New Roman" w:eastAsia="Times New Roman" w:hAnsi="Times New Roman"/>
+          <w:b/>
+          <w:bCs/>
+          <w:sz w:val="21"/>
+          <w:szCs w:val="21"/>
+        </w:rPr>
+      </w:r>
+      <w:r>
+        <w:rPr>
+          <w:rFonts w:ascii="Times New Roman" w:cs="Times New Roman" w:eastAsia="Times New Roman" w:hAnsi="Times New Roman"/>
+          <w:sz w:val="21"/>
+          <w:szCs w:val="21"/>
+        </w:rPr>
+      </w:r>
+    </w:p>
+    <w:p>
+      <w:pPr>
+        <w:spacing w:after="80"/>
+      </w:pPr>
+      <w:r>
+        <w:rPr>
+          <w:rFonts w:ascii="Times New Roman" w:cs="Times New Roman" w:eastAsia="Times New Roman" w:hAnsi="Times New Roman"/>
+          <w:sz w:val="21"/>
+          <w:szCs w:val="21"/>
+        </w:rPr>
+        <w:t>37. Crystallization of colloidal plasma: charge renormalization in added salt E. Allahyarov, S. Trigger, High Temperature Physics 43, 315 (2005).</w:t>
+      </w:r>
+      <w:r>
+        <w:rPr>
+          <w:rFonts w:ascii="Times New Roman" w:cs="Times New Roman" w:eastAsia="Times New Roman" w:hAnsi="Times New Roman"/>
+          <w:b/>
+          <w:bCs/>
+          <w:sz w:val="21"/>
+          <w:szCs w:val="21"/>
+        </w:rPr>
+      </w:r>
+      <w:r>
+        <w:rPr>
+          <w:rFonts w:ascii="Times New Roman" w:cs="Times New Roman" w:eastAsia="Times New Roman" w:hAnsi="Times New Roman"/>
+          <w:sz w:val="21"/>
+          <w:szCs w:val="21"/>
+        </w:rPr>
+      </w:r>
+    </w:p>
+    <w:p>
+      <w:pPr>
+        <w:spacing w:after="80"/>
+      </w:pPr>
+      <w:r>
+        <w:rPr>
+          <w:rFonts w:ascii="Times New Roman" w:cs="Times New Roman" w:eastAsia="Times New Roman" w:hAnsi="Times New Roman"/>
+          <w:sz w:val="21"/>
+          <w:szCs w:val="21"/>
+        </w:rPr>
+        <w:t>38. Attraction between DNA molecules mediated by multivalent ions E. Allahyarov, G. Gompper, H. Löwen, Phys. Rev. E. 69, 041904 (2004); Virtual Journal of Biological Physics Research 7, (2004).</w:t>
+      </w:r>
+      <w:r>
+        <w:rPr>
+          <w:rFonts w:ascii="Times New Roman" w:cs="Times New Roman" w:eastAsia="Times New Roman" w:hAnsi="Times New Roman"/>
+          <w:b/>
+          <w:bCs/>
+          <w:sz w:val="21"/>
+          <w:szCs w:val="21"/>
+        </w:rPr>
+      </w:r>
+      <w:r>
+        <w:rPr>
+          <w:rFonts w:ascii="Times New Roman" w:cs="Times New Roman" w:eastAsia="Times New Roman" w:hAnsi="Times New Roman"/>
+          <w:sz w:val="21"/>
+          <w:szCs w:val="21"/>
+        </w:rPr>
+      </w:r>
+    </w:p>
+    <w:p>
+      <w:pPr>
+        <w:spacing w:after="80"/>
+      </w:pPr>
+      <w:r>
+        <w:rPr>
+          <w:rFonts w:ascii="Times New Roman" w:cs="Times New Roman" w:eastAsia="Times New Roman" w:hAnsi="Times New Roman"/>
+          <w:sz w:val="21"/>
+          <w:szCs w:val="21"/>
+        </w:rPr>
+        <w:t>39. DNA condensation, re dissolution and mesocrystals induced by tetravalent counterions E. Allahyarov, H. Löwen, G. Gompper, Euro. Phys. Letters 68, 894 (2004).</w:t>
+      </w:r>
+      <w:r>
+        <w:rPr>
+          <w:rFonts w:ascii="Times New Roman" w:cs="Times New Roman" w:eastAsia="Times New Roman" w:hAnsi="Times New Roman"/>
+          <w:b/>
+          <w:bCs/>
+          <w:sz w:val="21"/>
+          <w:szCs w:val="21"/>
+        </w:rPr>
+      </w:r>
+      <w:r>
+        <w:rPr>
+          <w:rFonts w:ascii="Times New Roman" w:cs="Times New Roman" w:eastAsia="Times New Roman" w:hAnsi="Times New Roman"/>
+          <w:sz w:val="21"/>
+          <w:szCs w:val="21"/>
+        </w:rPr>
+      </w:r>
+    </w:p>
+    <w:p>
+      <w:pPr>
+        <w:spacing w:after="80"/>
+      </w:pPr>
+      <w:r>
+        <w:rPr>
+          <w:rFonts w:ascii="Times New Roman" w:cs="Times New Roman" w:eastAsia="Times New Roman" w:hAnsi="Times New Roman"/>
+          <w:sz w:val="21"/>
+          <w:szCs w:val="21"/>
+        </w:rPr>
+        <w:t>40. Interaction between overcharged DNA molecules E. Allahyarov, G.Gompper, H.Löwen, J.Phys. Cond. Matter 17, S1827 (2005).</w:t>
+      </w:r>
+      <w:r>
+        <w:rPr>
+          <w:rFonts w:ascii="Times New Roman" w:cs="Times New Roman" w:eastAsia="Times New Roman" w:hAnsi="Times New Roman"/>
+          <w:b/>
+          <w:bCs/>
+          <w:sz w:val="21"/>
+          <w:szCs w:val="21"/>
+        </w:rPr>
+      </w:r>
+      <w:r>
+        <w:rPr>
+          <w:rFonts w:ascii="Times New Roman" w:cs="Times New Roman" w:eastAsia="Times New Roman" w:hAnsi="Times New Roman"/>
+          <w:sz w:val="21"/>
+          <w:szCs w:val="21"/>
+        </w:rPr>
+      </w:r>
+    </w:p>
+    <w:p>
+      <w:pPr>
+        <w:spacing w:after="80"/>
+      </w:pPr>
+      <w:r>
+        <w:rPr>
+          <w:rFonts w:ascii="Times New Roman" w:cs="Times New Roman" w:eastAsia="Times New Roman" w:hAnsi="Times New Roman"/>
+          <w:sz w:val="21"/>
+          <w:szCs w:val="21"/>
+        </w:rPr>
+        <w:t xml:space="preserve">41. Charged colloids and polyelectrolytes: from statics to electrokinetics H. Löwen, </w:t>
       </w:r>
       <w:r>
         <w:rPr>
@@ -2463,20 +3462,20 @@
           <w:sz w:val="21"/>
           <w:szCs w:val="21"/>
         </w:rPr>
-        <w:t xml:space="preserve"> , High temperatures 31, 422 (1993).</w:t>
-      </w:r>
-    </w:p>
-    <w:p>
-      <w:pPr>
-        <w:spacing w:after="80"/>
-      </w:pPr>
-      <w:r>
-        <w:rPr>
-          <w:rFonts w:ascii="Times New Roman" w:cs="Times New Roman" w:eastAsia="Times New Roman" w:hAnsi="Times New Roman"/>
-          <w:sz w:val="21"/>
-          <w:szCs w:val="21"/>
-        </w:rPr>
-        <w:t xml:space="preserve">7. Electric conductivity of a fully ionized plasma with arbitrary electron degeneration. 2. Liquid-metal plasma V. B. Bobrov, </w:t>
+        <w:t xml:space="preserve"> et al, J. Phys.: Conf. Ser. 11, 207 (2005).</w:t>
+      </w:r>
+    </w:p>
+    <w:p>
+      <w:pPr>
+        <w:spacing w:after="80"/>
+      </w:pPr>
+      <w:r>
+        <w:rPr>
+          <w:rFonts w:ascii="Times New Roman" w:cs="Times New Roman" w:eastAsia="Times New Roman" w:hAnsi="Times New Roman"/>
+          <w:sz w:val="21"/>
+          <w:szCs w:val="21"/>
+        </w:rPr>
+        <w:t xml:space="preserve">42. Interaction between charged colloids in a low dielectric constant solvent </w:t>
       </w:r>
       <w:r>
         <w:rPr>
@@ -2494,20 +3493,20 @@
           <w:sz w:val="21"/>
           <w:szCs w:val="21"/>
         </w:rPr>
-        <w:t xml:space="preserve"> , Teplofizika Vysokikh Temperatur 31, 352 (1993).</w:t>
-      </w:r>
-    </w:p>
-    <w:p>
-      <w:pPr>
-        <w:spacing w:after="80"/>
-      </w:pPr>
-      <w:r>
-        <w:rPr>
-          <w:rFonts w:ascii="Times New Roman" w:cs="Times New Roman" w:eastAsia="Times New Roman" w:hAnsi="Times New Roman"/>
-          <w:sz w:val="21"/>
-          <w:szCs w:val="21"/>
-        </w:rPr>
-        <w:t xml:space="preserve">8. Kramers–Kronig relations for the dielectric constant of a classical plasma and the spectrum of plasma oscillations. </w:t>
+        <w:t xml:space="preserve"> et al, Euro.Phys. Letters 78, 38802 (2007).</w:t>
+      </w:r>
+    </w:p>
+    <w:p>
+      <w:pPr>
+        <w:spacing w:after="80"/>
+      </w:pPr>
+      <w:r>
+        <w:rPr>
+          <w:rFonts w:ascii="Times New Roman" w:cs="Times New Roman" w:eastAsia="Times New Roman" w:hAnsi="Times New Roman"/>
+          <w:sz w:val="21"/>
+          <w:szCs w:val="21"/>
+        </w:rPr>
+        <w:t xml:space="preserve">43. Role of electrostatic forces in cluster formation in a dry ionomer </w:t>
       </w:r>
       <w:r>
         <w:rPr>
@@ -2525,20 +3524,51 @@
           <w:sz w:val="21"/>
           <w:szCs w:val="21"/>
         </w:rPr>
-        <w:t xml:space="preserve"> , V.B. Bobrov, High Tempertures 31, 644 (1993)</w:t>
-      </w:r>
-    </w:p>
-    <w:p>
-      <w:pPr>
-        <w:spacing w:after="80"/>
-      </w:pPr>
-      <w:r>
-        <w:rPr>
-          <w:rFonts w:ascii="Times New Roman" w:cs="Times New Roman" w:eastAsia="Times New Roman" w:hAnsi="Times New Roman"/>
-          <w:sz w:val="21"/>
-          <w:szCs w:val="21"/>
-        </w:rPr>
-        <w:t xml:space="preserve">9. Structure factor of liquid metals at small wave vectors and a model of a one-component plasma, </w:t>
+        <w:t>, P. Taylor, J. Chem. Phys. 127, 154901 (2007).</w:t>
+      </w:r>
+    </w:p>
+    <w:p>
+      <w:pPr>
+        <w:spacing w:after="80"/>
+      </w:pPr>
+      <w:r>
+        <w:rPr>
+          <w:rFonts w:ascii="Times New Roman" w:cs="Times New Roman" w:eastAsia="Times New Roman" w:hAnsi="Times New Roman"/>
+          <w:sz w:val="21"/>
+          <w:szCs w:val="21"/>
+        </w:rPr>
+        <w:t>44. Charged colloidal particles in a charged wedge: do they go in or out H. Löwen, E.</w:t>
+      </w:r>
+      <w:r>
+        <w:rPr>
+          <w:rFonts w:ascii="Times New Roman" w:cs="Times New Roman" w:eastAsia="Times New Roman" w:hAnsi="Times New Roman"/>
+          <w:b/>
+          <w:bCs/>
+          <w:sz w:val="21"/>
+          <w:szCs w:val="21"/>
+        </w:rPr>
+        <w:t>Allahyarov</w:t>
+      </w:r>
+      <w:r>
+        <w:rPr>
+          <w:rFonts w:ascii="Times New Roman" w:cs="Times New Roman" w:eastAsia="Times New Roman" w:hAnsi="Times New Roman"/>
+          <w:sz w:val="21"/>
+          <w:szCs w:val="21"/>
+        </w:rPr>
+        <w:t xml:space="preserve"> et al, J. Phys.: Condens. Matter 20, 404221 (2008).</w:t>
+      </w:r>
+    </w:p>
+    <w:p>
+      <w:pPr>
+        <w:spacing w:after="80"/>
+      </w:pPr>
+      <w:r>
+        <w:rPr>
+          <w:rFonts w:ascii="Times New Roman" w:cs="Times New Roman" w:eastAsia="Times New Roman" w:hAnsi="Times New Roman"/>
+          <w:sz w:val="21"/>
+          <w:szCs w:val="21"/>
+        </w:rPr>
+        <w:t xml:space="preserve">45. Colloids in a low dielectric constant solvent, </w:t>
       </w:r>
       <w:r>
         <w:rPr>
@@ -2556,20 +3586,107 @@
           <w:sz w:val="21"/>
           <w:szCs w:val="21"/>
         </w:rPr>
-        <w:t xml:space="preserve"> ., V. B. Bobrov, S. A. Trigger, High Temperatures 32, 341 (1994).</w:t>
-      </w:r>
-    </w:p>
-    <w:p>
-      <w:pPr>
-        <w:spacing w:after="80"/>
-      </w:pPr>
-      <w:r>
-        <w:rPr>
-          <w:rFonts w:ascii="Times New Roman" w:cs="Times New Roman" w:eastAsia="Times New Roman" w:hAnsi="Times New Roman"/>
-          <w:sz w:val="21"/>
-          <w:szCs w:val="21"/>
-        </w:rPr>
-        <w:t xml:space="preserve">10. OCP reference theory of dynamic structure factors of expanded liquid metals S. A. Trigger, </w:t>
+        <w:t>, E. Zaccarelli, F. Sciortino, H. Löwen, Europhys. Lett. 81, 59901 (2008).</w:t>
+      </w:r>
+    </w:p>
+    <w:p>
+      <w:pPr>
+        <w:spacing w:after="80"/>
+      </w:pPr>
+      <w:r>
+        <w:rPr>
+          <w:rFonts w:ascii="Times New Roman" w:cs="Times New Roman" w:eastAsia="Times New Roman" w:hAnsi="Times New Roman"/>
+          <w:sz w:val="21"/>
+          <w:szCs w:val="21"/>
+        </w:rPr>
+        <w:t>46. Predicted electric-field-induced hexatic structure in an ionomer membrane E. Allahyarov, P. Taylor, Phys. Rev. E 80, 020801(R) (2009).</w:t>
+      </w:r>
+      <w:r>
+        <w:rPr>
+          <w:rFonts w:ascii="Times New Roman" w:cs="Times New Roman" w:eastAsia="Times New Roman" w:hAnsi="Times New Roman"/>
+          <w:b/>
+          <w:bCs/>
+          <w:sz w:val="21"/>
+          <w:szCs w:val="21"/>
+        </w:rPr>
+      </w:r>
+      <w:r>
+        <w:rPr>
+          <w:rFonts w:ascii="Times New Roman" w:cs="Times New Roman" w:eastAsia="Times New Roman" w:hAnsi="Times New Roman"/>
+          <w:sz w:val="21"/>
+          <w:szCs w:val="21"/>
+        </w:rPr>
+      </w:r>
+    </w:p>
+    <w:p>
+      <w:pPr>
+        <w:spacing w:after="80"/>
+      </w:pPr>
+      <w:r>
+        <w:rPr>
+          <w:rFonts w:ascii="Times New Roman" w:cs="Times New Roman" w:eastAsia="Times New Roman" w:hAnsi="Times New Roman"/>
+          <w:sz w:val="21"/>
+          <w:szCs w:val="21"/>
+        </w:rPr>
+        <w:t>47. Simulation Study of the Correlation between Structure and Conductivity in Stretched Nafion E. Allahyarov, P. Taylor, J. Phys. Chem. B 113, 610 (2009).</w:t>
+      </w:r>
+      <w:r>
+        <w:rPr>
+          <w:rFonts w:ascii="Times New Roman" w:cs="Times New Roman" w:eastAsia="Times New Roman" w:hAnsi="Times New Roman"/>
+          <w:b/>
+          <w:bCs/>
+          <w:sz w:val="21"/>
+          <w:szCs w:val="21"/>
+        </w:rPr>
+      </w:r>
+      <w:r>
+        <w:rPr>
+          <w:rFonts w:ascii="Times New Roman" w:cs="Times New Roman" w:eastAsia="Times New Roman" w:hAnsi="Times New Roman"/>
+          <w:sz w:val="21"/>
+          <w:szCs w:val="21"/>
+        </w:rPr>
+      </w:r>
+    </w:p>
+    <w:p>
+      <w:pPr>
+        <w:spacing w:after="80"/>
+      </w:pPr>
+      <w:r>
+        <w:rPr>
+          <w:rFonts w:ascii="Times New Roman" w:cs="Times New Roman" w:eastAsia="Times New Roman" w:hAnsi="Times New Roman"/>
+          <w:sz w:val="21"/>
+          <w:szCs w:val="21"/>
+        </w:rPr>
+        <w:t>48. Nonadditivity in the effective interactions of binary charged colloidal suspensions, E. Allahyarov, H. Löwen, J. Phys.: Condens. Matter 21, 424117 (2009).</w:t>
+      </w:r>
+      <w:r>
+        <w:rPr>
+          <w:rFonts w:ascii="Times New Roman" w:cs="Times New Roman" w:eastAsia="Times New Roman" w:hAnsi="Times New Roman"/>
+          <w:b/>
+          <w:bCs/>
+          <w:sz w:val="21"/>
+          <w:szCs w:val="21"/>
+        </w:rPr>
+      </w:r>
+      <w:r>
+        <w:rPr>
+          <w:rFonts w:ascii="Times New Roman" w:cs="Times New Roman" w:eastAsia="Times New Roman" w:hAnsi="Times New Roman"/>
+          <w:sz w:val="21"/>
+          <w:szCs w:val="21"/>
+        </w:rPr>
+      </w:r>
+    </w:p>
+    <w:p>
+      <w:pPr>
+        <w:spacing w:after="80"/>
+      </w:pPr>
+      <w:r>
+        <w:rPr>
+          <w:rFonts w:ascii="Times New Roman" w:cs="Times New Roman" w:eastAsia="Times New Roman" w:hAnsi="Times New Roman"/>
+          <w:sz w:val="21"/>
+          <w:szCs w:val="21"/>
+        </w:rPr>
+        <w:t xml:space="preserve">49. Simulation Study of Sulfonate Cluster Swelling in Ionomers </w:t>
       </w:r>
       <w:r>
         <w:rPr>
@@ -2587,33 +3704,252 @@
           <w:sz w:val="21"/>
           <w:szCs w:val="21"/>
         </w:rPr>
-        <w:t xml:space="preserve"> , P. P. J. M.Schram, Physica B 212, 97 (1995).</w:t>
-      </w:r>
-    </w:p>
-    <w:p>
-      <w:pPr>
-        <w:spacing w:after="80"/>
-      </w:pPr>
-      <w:r>
-        <w:rPr>
-          <w:rFonts w:ascii="Times New Roman" w:cs="Times New Roman" w:eastAsia="Times New Roman" w:hAnsi="Times New Roman"/>
-          <w:sz w:val="21"/>
-          <w:szCs w:val="21"/>
-        </w:rPr>
-        <w:t>11. Low-angle structure behavior of expanded liquid metals, E. Allahyrov , P. P. J. M.Schram, S. A. Trigger, Physica B 212, 88 (1995).</w:t>
-      </w:r>
-    </w:p>
-    <w:p>
-      <w:pPr>
-        <w:spacing w:after="80"/>
-      </w:pPr>
-      <w:r>
-        <w:rPr>
-          <w:rFonts w:ascii="Times New Roman" w:cs="Times New Roman" w:eastAsia="Times New Roman" w:hAnsi="Times New Roman"/>
-          <w:sz w:val="21"/>
-          <w:szCs w:val="21"/>
-        </w:rPr>
-        <w:t xml:space="preserve">12. Overscreening in colloidal systems: the attractive branch of pair macroion interaction, </w:t>
+        <w:t>, P. Taylor, H. Löwen, Phys. Rev. E 80, 061802 (2009).</w:t>
+      </w:r>
+    </w:p>
+    <w:p>
+      <w:pPr>
+        <w:spacing w:after="80"/>
+      </w:pPr>
+      <w:r>
+        <w:rPr>
+          <w:rFonts w:ascii="Times New Roman" w:cs="Times New Roman" w:eastAsia="Times New Roman" w:hAnsi="Times New Roman"/>
+          <w:sz w:val="21"/>
+          <w:szCs w:val="21"/>
+        </w:rPr>
+        <w:t>50. Simulation study of field-induced morphological changes in a proton-conducting ionomer E. Allahyarov, P. Taylor, H. Löwen, Phys. Rev. E 81, 031805 (2010).</w:t>
+      </w:r>
+      <w:r>
+        <w:rPr>
+          <w:rFonts w:ascii="Times New Roman" w:cs="Times New Roman" w:eastAsia="Times New Roman" w:hAnsi="Times New Roman"/>
+          <w:b/>
+          <w:bCs/>
+          <w:sz w:val="21"/>
+          <w:szCs w:val="21"/>
+        </w:rPr>
+      </w:r>
+      <w:r>
+        <w:rPr>
+          <w:rFonts w:ascii="Times New Roman" w:cs="Times New Roman" w:eastAsia="Times New Roman" w:hAnsi="Times New Roman"/>
+          <w:sz w:val="21"/>
+          <w:szCs w:val="21"/>
+        </w:rPr>
+      </w:r>
+    </w:p>
+    <w:p>
+      <w:pPr>
+        <w:spacing w:after="80"/>
+      </w:pPr>
+      <w:r>
+        <w:rPr>
+          <w:rFonts w:ascii="Times New Roman" w:cs="Times New Roman" w:eastAsia="Times New Roman" w:hAnsi="Times New Roman"/>
+          <w:sz w:val="21"/>
+          <w:szCs w:val="21"/>
+        </w:rPr>
+        <w:t>51. Simulation study of the equilibrium morphology in ionomers with different architectures E. Allahyarov, P. Taylor, J. Polymer Sci. B: Polymer Physics 49, 368 (2011).</w:t>
+      </w:r>
+      <w:r>
+        <w:rPr>
+          <w:rFonts w:ascii="Times New Roman" w:cs="Times New Roman" w:eastAsia="Times New Roman" w:hAnsi="Times New Roman"/>
+          <w:b/>
+          <w:bCs/>
+          <w:sz w:val="21"/>
+          <w:szCs w:val="21"/>
+        </w:rPr>
+      </w:r>
+      <w:r>
+        <w:rPr>
+          <w:rFonts w:ascii="Times New Roman" w:cs="Times New Roman" w:eastAsia="Times New Roman" w:hAnsi="Times New Roman"/>
+          <w:sz w:val="21"/>
+          <w:szCs w:val="21"/>
+        </w:rPr>
+      </w:r>
+    </w:p>
+    <w:p>
+      <w:pPr>
+        <w:spacing w:after="80"/>
+      </w:pPr>
+      <w:r>
+        <w:rPr>
+          <w:rFonts w:ascii="Times New Roman" w:cs="Times New Roman" w:eastAsia="Times New Roman" w:hAnsi="Times New Roman"/>
+          <w:sz w:val="21"/>
+          <w:szCs w:val="21"/>
+        </w:rPr>
+        <w:t>52. Simulation study of field-induced proton conduction pathways in dry ionomers E. Allahyarov, P. Taylor, H. Löwen, J. Phys.: Condens. Matter 23, 234105 (2011).</w:t>
+      </w:r>
+      <w:r>
+        <w:rPr>
+          <w:rFonts w:ascii="Times New Roman" w:cs="Times New Roman" w:eastAsia="Times New Roman" w:hAnsi="Times New Roman"/>
+          <w:b/>
+          <w:bCs/>
+          <w:sz w:val="21"/>
+          <w:szCs w:val="21"/>
+        </w:rPr>
+      </w:r>
+      <w:r>
+        <w:rPr>
+          <w:rFonts w:ascii="Times New Roman" w:cs="Times New Roman" w:eastAsia="Times New Roman" w:hAnsi="Times New Roman"/>
+          <w:sz w:val="21"/>
+          <w:szCs w:val="21"/>
+        </w:rPr>
+      </w:r>
+    </w:p>
+    <w:p>
+      <w:pPr>
+        <w:spacing w:after="80"/>
+      </w:pPr>
+      <w:r>
+        <w:rPr>
+          <w:rFonts w:ascii="Times New Roman" w:cs="Times New Roman" w:eastAsia="Times New Roman" w:hAnsi="Times New Roman"/>
+          <w:sz w:val="21"/>
+          <w:szCs w:val="21"/>
+        </w:rPr>
+        <w:t>53. Heterogeneous crystallization of hard-sphere colloids near a wall K. Sandomirski, E. Allahyarov, H. Löwen, S. U. Egelhaaf, Soft Matter 7, 8050 (2011).</w:t>
+      </w:r>
+      <w:r>
+        <w:rPr>
+          <w:rFonts w:ascii="Times New Roman" w:cs="Times New Roman" w:eastAsia="Times New Roman" w:hAnsi="Times New Roman"/>
+          <w:b/>
+          <w:bCs/>
+          <w:sz w:val="21"/>
+          <w:szCs w:val="21"/>
+        </w:rPr>
+      </w:r>
+      <w:r>
+        <w:rPr>
+          <w:rFonts w:ascii="Times New Roman" w:cs="Times New Roman" w:eastAsia="Times New Roman" w:hAnsi="Times New Roman"/>
+          <w:sz w:val="21"/>
+          <w:szCs w:val="21"/>
+        </w:rPr>
+      </w:r>
+    </w:p>
+    <w:p>
+      <w:pPr>
+        <w:spacing w:after="80"/>
+      </w:pPr>
+      <w:r>
+        <w:rPr>
+          <w:rFonts w:ascii="Times New Roman" w:cs="Times New Roman" w:eastAsia="Times New Roman" w:hAnsi="Times New Roman"/>
+          <w:sz w:val="21"/>
+          <w:szCs w:val="21"/>
+        </w:rPr>
+        <w:t>54. Huge broadening of the crystal-fluid interface for sedimenting colloids E. Allahyarov, H. Löwen, Euro. Phys. Letters 95, 38004 (2011).</w:t>
+      </w:r>
+      <w:r>
+        <w:rPr>
+          <w:rFonts w:ascii="Times New Roman" w:cs="Times New Roman" w:eastAsia="Times New Roman" w:hAnsi="Times New Roman"/>
+          <w:b/>
+          <w:bCs/>
+          <w:sz w:val="21"/>
+          <w:szCs w:val="21"/>
+        </w:rPr>
+      </w:r>
+      <w:r>
+        <w:rPr>
+          <w:rFonts w:ascii="Times New Roman" w:cs="Times New Roman" w:eastAsia="Times New Roman" w:hAnsi="Times New Roman"/>
+          <w:sz w:val="21"/>
+          <w:szCs w:val="21"/>
+        </w:rPr>
+      </w:r>
+    </w:p>
+    <w:p>
+      <w:pPr>
+        <w:spacing w:after="80"/>
+      </w:pPr>
+      <w:r>
+        <w:rPr>
+          <w:rFonts w:ascii="Times New Roman" w:cs="Times New Roman" w:eastAsia="Times New Roman" w:hAnsi="Times New Roman"/>
+          <w:sz w:val="21"/>
+          <w:szCs w:val="21"/>
+        </w:rPr>
+        <w:t>55. Simulation study of poled low-water ionomers with different architectures E. Allahyarov, P. Taylor, H. Löwen, J. Phys.: Condens. Matter 23, 455102 (2011).</w:t>
+      </w:r>
+      <w:r>
+        <w:rPr>
+          <w:rFonts w:ascii="Times New Roman" w:cs="Times New Roman" w:eastAsia="Times New Roman" w:hAnsi="Times New Roman"/>
+          <w:b/>
+          <w:bCs/>
+          <w:sz w:val="21"/>
+          <w:szCs w:val="21"/>
+        </w:rPr>
+      </w:r>
+      <w:r>
+        <w:rPr>
+          <w:rFonts w:ascii="Times New Roman" w:cs="Times New Roman" w:eastAsia="Times New Roman" w:hAnsi="Times New Roman"/>
+          <w:sz w:val="21"/>
+          <w:szCs w:val="21"/>
+        </w:rPr>
+      </w:r>
+    </w:p>
+    <w:p>
+      <w:pPr>
+        <w:spacing w:after="80"/>
+      </w:pPr>
+      <w:r>
+        <w:rPr>
+          <w:rFonts w:ascii="Times New Roman" w:cs="Times New Roman" w:eastAsia="Times New Roman" w:hAnsi="Times New Roman"/>
+          <w:sz w:val="21"/>
+          <w:szCs w:val="21"/>
+        </w:rPr>
+        <w:t>56. Double clustering in binary mass hard sphere system E. Allahyarov, H. Löwen, J. Chem. Phys. 135, 134115 (2011).</w:t>
+      </w:r>
+      <w:r>
+        <w:rPr>
+          <w:rFonts w:ascii="Times New Roman" w:cs="Times New Roman" w:eastAsia="Times New Roman" w:hAnsi="Times New Roman"/>
+          <w:b/>
+          <w:bCs/>
+          <w:sz w:val="21"/>
+          <w:szCs w:val="21"/>
+        </w:rPr>
+      </w:r>
+      <w:r>
+        <w:rPr>
+          <w:rFonts w:ascii="Times New Roman" w:cs="Times New Roman" w:eastAsia="Times New Roman" w:hAnsi="Times New Roman"/>
+          <w:sz w:val="21"/>
+          <w:szCs w:val="21"/>
+        </w:rPr>
+      </w:r>
+    </w:p>
+    <w:p>
+      <w:pPr>
+        <w:spacing w:after="80"/>
+      </w:pPr>
+      <w:r>
+        <w:rPr>
+          <w:rFonts w:ascii="Times New Roman" w:cs="Times New Roman" w:eastAsia="Times New Roman" w:hAnsi="Times New Roman"/>
+          <w:sz w:val="21"/>
+          <w:szCs w:val="21"/>
+        </w:rPr>
+        <w:t>57. Heterogeneous crystallization in colloids and complex plasmas: the role of binary mobilities. H. Löwen, E. Allahyarov, A. Ivlev, G. E. Morfill, J. Phys.: Condens. Matter 24, 284125 (2012).</w:t>
+      </w:r>
+      <w:r>
+        <w:rPr>
+          <w:rFonts w:ascii="Times New Roman" w:cs="Times New Roman" w:eastAsia="Times New Roman" w:hAnsi="Times New Roman"/>
+          <w:b/>
+          <w:bCs/>
+          <w:sz w:val="21"/>
+          <w:szCs w:val="21"/>
+        </w:rPr>
+      </w:r>
+      <w:r>
+        <w:rPr>
+          <w:rFonts w:ascii="Times New Roman" w:cs="Times New Roman" w:eastAsia="Times New Roman" w:hAnsi="Times New Roman"/>
+          <w:sz w:val="21"/>
+          <w:szCs w:val="21"/>
+        </w:rPr>
+      </w:r>
+    </w:p>
+    <w:p>
+      <w:pPr>
+        <w:spacing w:after="80"/>
+      </w:pPr>
+      <w:r>
+        <w:rPr>
+          <w:rFonts w:ascii="Times New Roman" w:cs="Times New Roman" w:eastAsia="Times New Roman" w:hAnsi="Times New Roman"/>
+          <w:sz w:val="21"/>
+          <w:szCs w:val="21"/>
+        </w:rPr>
+        <w:t xml:space="preserve">58. Crystal Orientation and Temperature Effects on Double Hysteresis Loop Behavior in a Poly(vinylidene fluoride-co-trifluoroethylene-co-chlorotrifluoroethylene)-graft-Polystyrene Graft Copolymer, L. Yang, </w:t>
       </w:r>
       <w:r>
         <w:rPr>
@@ -2631,20 +3967,20 @@
           <w:sz w:val="21"/>
           <w:szCs w:val="21"/>
         </w:rPr>
-        <w:t xml:space="preserve"> , L. I. Podloubny, P. P. J. M.Schram, S. A. Trigger, Physica A 220, 349 (1995).</w:t>
-      </w:r>
-    </w:p>
-    <w:p>
-      <w:pPr>
-        <w:spacing w:after="80"/>
-      </w:pPr>
-      <w:r>
-        <w:rPr>
-          <w:rFonts w:ascii="Times New Roman" w:cs="Times New Roman" w:eastAsia="Times New Roman" w:hAnsi="Times New Roman"/>
-          <w:sz w:val="21"/>
-          <w:szCs w:val="21"/>
-        </w:rPr>
-        <w:t xml:space="preserve">13. MD simulation of the pair correlation function and static structure of charged colloidal suspensions, </w:t>
+        <w:t>, F. Guan, L. Zhu, Macromolecules 46, 9698–9711 (2013).</w:t>
+      </w:r>
+    </w:p>
+    <w:p>
+      <w:pPr>
+        <w:spacing w:after="80"/>
+      </w:pPr>
+      <w:r>
+        <w:rPr>
+          <w:rFonts w:ascii="Times New Roman" w:cs="Times New Roman" w:eastAsia="Times New Roman" w:hAnsi="Times New Roman"/>
+          <w:sz w:val="21"/>
+          <w:szCs w:val="21"/>
+        </w:rPr>
+        <w:t xml:space="preserve">59. Novel polymer ferroelectric behavior via crystal isomorphism and the nanoconfinement effect, L. Yang, X. Li, </w:t>
       </w:r>
       <w:r>
         <w:rPr>
@@ -2662,20 +3998,49 @@
           <w:sz w:val="21"/>
           <w:szCs w:val="21"/>
         </w:rPr>
-        <w:t xml:space="preserve"> , P. P. J. M. Schram, S. A. Trigger, Phys.B, 228, 136 (1996).</w:t>
-      </w:r>
-    </w:p>
-    <w:p>
-      <w:pPr>
-        <w:spacing w:after="80"/>
-      </w:pPr>
-      <w:r>
-        <w:rPr>
-          <w:rFonts w:ascii="Times New Roman" w:cs="Times New Roman" w:eastAsia="Times New Roman" w:hAnsi="Times New Roman"/>
-          <w:sz w:val="21"/>
-          <w:szCs w:val="21"/>
-        </w:rPr>
-        <w:t xml:space="preserve">14. Effective macroion interaction in colloidal systems: Possibility of attraction, </w:t>
+        <w:t>, P. Taylor, Q.M. Zhang, L. Zhu, Polymer 54, 1709-1728 (2013).</w:t>
+      </w:r>
+    </w:p>
+    <w:p>
+      <w:pPr>
+        <w:spacing w:after="80"/>
+      </w:pPr>
+      <w:r>
+        <w:rPr>
+          <w:rFonts w:ascii="Times New Roman" w:cs="Times New Roman" w:eastAsia="Times New Roman" w:hAnsi="Times New Roman"/>
+          <w:sz w:val="21"/>
+          <w:szCs w:val="21"/>
+        </w:rPr>
+        <w:t>60. Highly asymmetric electrolytes in the primitive model: Hypernetted chain solution in arbitrary spatial dimensions. M. Heinen, E. Allahyarov, H. Löwen, J. Comp. Chem. 35, 275-289 (2014).</w:t>
+      </w:r>
+      <w:r>
+        <w:rPr>
+          <w:rFonts w:ascii="Times New Roman" w:cs="Times New Roman" w:eastAsia="Times New Roman" w:hAnsi="Times New Roman"/>
+          <w:b/>
+          <w:bCs/>
+          <w:sz w:val="21"/>
+          <w:szCs w:val="21"/>
+        </w:rPr>
+      </w:r>
+      <w:r>
+        <w:rPr>
+          <w:rFonts w:ascii="Times New Roman" w:cs="Times New Roman" w:eastAsia="Times New Roman" w:hAnsi="Times New Roman"/>
+          <w:sz w:val="21"/>
+          <w:szCs w:val="21"/>
+        </w:rPr>
+      </w:r>
+    </w:p>
+    <w:p>
+      <w:pPr>
+        <w:spacing w:after="80"/>
+      </w:pPr>
+      <w:r>
+        <w:rPr>
+          <w:rFonts w:ascii="Times New Roman" w:cs="Times New Roman" w:eastAsia="Times New Roman" w:hAnsi="Times New Roman"/>
+          <w:sz w:val="21"/>
+          <w:szCs w:val="21"/>
+        </w:rPr>
+        <w:t xml:space="preserve">61. Magnetomechanical response of bilayered magnetic elastomers, </w:t>
       </w:r>
       <w:r>
         <w:rPr>
@@ -2693,20 +4058,20 @@
           <w:sz w:val="21"/>
           <w:szCs w:val="21"/>
         </w:rPr>
-        <w:t xml:space="preserve"> , L. I. Podloubny, P. P. J. M. Schram, S. A. Trigger, Physica B 229, 132 (1996).</w:t>
-      </w:r>
-    </w:p>
-    <w:p>
-      <w:pPr>
-        <w:spacing w:after="80"/>
-      </w:pPr>
-      <w:r>
-        <w:rPr>
-          <w:rFonts w:ascii="Times New Roman" w:cs="Times New Roman" w:eastAsia="Times New Roman" w:hAnsi="Times New Roman"/>
-          <w:sz w:val="21"/>
-          <w:szCs w:val="21"/>
-        </w:rPr>
-        <w:t xml:space="preserve">15. Damping of longtudinal waves in charged colloids, </w:t>
+        <w:t>, A. M. Menzel, L. Zhu, H. Löwen, Smart Materials and Structures 23, 115004 (1-12) (2014).</w:t>
+      </w:r>
+    </w:p>
+    <w:p>
+      <w:pPr>
+        <w:spacing w:after="80"/>
+      </w:pPr>
+      <w:r>
+        <w:rPr>
+          <w:rFonts w:ascii="Times New Roman" w:cs="Times New Roman" w:eastAsia="Times New Roman" w:hAnsi="Times New Roman"/>
+          <w:sz w:val="21"/>
+          <w:szCs w:val="21"/>
+        </w:rPr>
+        <w:t xml:space="preserve">62. Heterogeneous crystallization of hard and soft spheres near flat and curved walls, K. Sandomirski, S. Walta, J. Dubbert, </w:t>
       </w:r>
       <w:r>
         <w:rPr>
@@ -2724,20 +4089,20 @@
           <w:sz w:val="21"/>
           <w:szCs w:val="21"/>
         </w:rPr>
-        <w:t xml:space="preserve"> , L. I. Podloubny, P. P. J. M. Schram, S. A. Trigger, Physica B 228, 166 (1996).</w:t>
-      </w:r>
-    </w:p>
-    <w:p>
-      <w:pPr>
-        <w:spacing w:after="80"/>
-      </w:pPr>
-      <w:r>
-        <w:rPr>
-          <w:rFonts w:ascii="Times New Roman" w:cs="Times New Roman" w:eastAsia="Times New Roman" w:hAnsi="Times New Roman"/>
-          <w:sz w:val="21"/>
-          <w:szCs w:val="21"/>
-        </w:rPr>
-        <w:t xml:space="preserve">16. The breaking crack build-up in perforated planes by uniform ring switching, V. M. Mirsalimov, </w:t>
+        <w:t>, A. B. Schofield, H. Löwen, W. Richtering, S. U. Egelhaaf, Eur. Phys. J 223, 439-454 (2014).</w:t>
+      </w:r>
+    </w:p>
+    <w:p>
+      <w:pPr>
+        <w:spacing w:after="80"/>
+      </w:pPr>
+      <w:r>
+        <w:rPr>
+          <w:rFonts w:ascii="Times New Roman" w:cs="Times New Roman" w:eastAsia="Times New Roman" w:hAnsi="Times New Roman"/>
+          <w:sz w:val="21"/>
+          <w:szCs w:val="21"/>
+        </w:rPr>
+        <w:t xml:space="preserve">63. Analysis of the actuation properties of charged multilayer films, </w:t>
       </w:r>
       <w:r>
         <w:rPr>
@@ -2755,20 +4120,20 @@
           <w:sz w:val="21"/>
           <w:szCs w:val="21"/>
         </w:rPr>
-        <w:t xml:space="preserve"> , Int. J. Fracture 79, R17 (1996).</w:t>
-      </w:r>
-    </w:p>
-    <w:p>
-      <w:pPr>
-        <w:spacing w:after="80"/>
-      </w:pPr>
-      <w:r>
-        <w:rPr>
-          <w:rFonts w:ascii="Times New Roman" w:cs="Times New Roman" w:eastAsia="Times New Roman" w:hAnsi="Times New Roman"/>
-          <w:sz w:val="21"/>
-          <w:szCs w:val="21"/>
-        </w:rPr>
-        <w:t xml:space="preserve">17. Damping of longtudinal waves in colloidal crystals of finite size </w:t>
+        <w:t>, H. Löwen and L. Zhu, J. Appl. Phys. 117, 034504 (1-14) (2015).</w:t>
+      </w:r>
+    </w:p>
+    <w:p>
+      <w:pPr>
+        <w:spacing w:after="80"/>
+      </w:pPr>
+      <w:r>
+        <w:rPr>
+          <w:rFonts w:ascii="Times New Roman" w:cs="Times New Roman" w:eastAsia="Times New Roman" w:hAnsi="Times New Roman"/>
+          <w:sz w:val="21"/>
+          <w:szCs w:val="21"/>
+        </w:rPr>
+        <w:t xml:space="preserve">64. Crystallization seeds favour crystallization only during initial growth, </w:t>
       </w:r>
       <w:r>
         <w:rPr>
@@ -2786,20 +4151,20 @@
           <w:sz w:val="21"/>
           <w:szCs w:val="21"/>
         </w:rPr>
-        <w:t xml:space="preserve"> , L. I. Podloubny, P. P. J. M.Schram, S. A. Trigger, Phys. Rev. E 55, 592 (1997).</w:t>
-      </w:r>
-    </w:p>
-    <w:p>
-      <w:pPr>
-        <w:spacing w:after="80"/>
-      </w:pPr>
-      <w:r>
-        <w:rPr>
-          <w:rFonts w:ascii="Times New Roman" w:cs="Times New Roman" w:eastAsia="Times New Roman" w:hAnsi="Times New Roman"/>
-          <w:sz w:val="21"/>
-          <w:szCs w:val="21"/>
-        </w:rPr>
-        <w:t xml:space="preserve">18. Attraction between like-charged macroions by Coulomb depletion </w:t>
+        <w:t>, K. Sandomirski, S. U. Egelhaaf, and H. Löwen, Nature Communications 6, 1-9 (2015).</w:t>
+      </w:r>
+    </w:p>
+    <w:p>
+      <w:pPr>
+        <w:spacing w:after="80"/>
+      </w:pPr>
+      <w:r>
+        <w:rPr>
+          <w:rFonts w:ascii="Times New Roman" w:cs="Times New Roman" w:eastAsia="Times New Roman" w:hAnsi="Times New Roman"/>
+          <w:sz w:val="21"/>
+          <w:szCs w:val="21"/>
+        </w:rPr>
+        <w:t xml:space="preserve">65. A simulation study of the electrostriction effects in dielectric elastomer composites containing polarizable inclusions with different spatial distributions, </w:t>
       </w:r>
       <w:r>
         <w:rPr>
@@ -2817,20 +4182,20 @@
           <w:sz w:val="21"/>
           <w:szCs w:val="21"/>
         </w:rPr>
-        <w:t xml:space="preserve"> , I. D'Amico, H. Löwen, Phys. Rev. Letters 81, 1334 (1998).</w:t>
-      </w:r>
-    </w:p>
-    <w:p>
-      <w:pPr>
-        <w:spacing w:after="80"/>
-      </w:pPr>
-      <w:r>
-        <w:rPr>
-          <w:rFonts w:ascii="Times New Roman" w:cs="Times New Roman" w:eastAsia="Times New Roman" w:hAnsi="Times New Roman"/>
-          <w:sz w:val="21"/>
-          <w:szCs w:val="21"/>
-        </w:rPr>
-        <w:t xml:space="preserve">19. Possibility of an attraction between highly charged colloids </w:t>
+        <w:t>, H. Löwen, L. Zhu, Phys. Chem. Chem. Phys. 17, 32479-32497 (2015).</w:t>
+      </w:r>
+    </w:p>
+    <w:p>
+      <w:pPr>
+        <w:spacing w:after="80"/>
+      </w:pPr>
+      <w:r>
+        <w:rPr>
+          <w:rFonts w:ascii="Times New Roman" w:cs="Times New Roman" w:eastAsia="Times New Roman" w:hAnsi="Times New Roman"/>
+          <w:sz w:val="21"/>
+          <w:szCs w:val="21"/>
+        </w:rPr>
+        <w:t xml:space="preserve">66. Semicrystalline structure - dielectric property relationship and electrical conduction in a biaxially oriented poly(vinylidene fluoride) film under high electric fields and high temperatures, Yang, J. Ho, </w:t>
       </w:r>
       <w:r>
         <w:rPr>
@@ -2848,20 +4213,20 @@
           <w:sz w:val="21"/>
           <w:szCs w:val="21"/>
         </w:rPr>
-        <w:t xml:space="preserve"> , P. P. J. M. Schram, S. A. Trigger, Proc. Int. Conf. Strongly Coupled Coulomb Systems, Plenum Press, New-York, 247 (1998).</w:t>
-      </w:r>
-    </w:p>
-    <w:p>
-      <w:pPr>
-        <w:spacing w:after="80"/>
-      </w:pPr>
-      <w:r>
-        <w:rPr>
-          <w:rFonts w:ascii="Times New Roman" w:cs="Times New Roman" w:eastAsia="Times New Roman" w:hAnsi="Times New Roman"/>
-          <w:sz w:val="21"/>
-          <w:szCs w:val="21"/>
-        </w:rPr>
-        <w:t xml:space="preserve">20. Role of effective triplet interactions in charged colloidal suspensions H.Löwen, </w:t>
+        <w:t>, R. Mu, L. Zhu, ACS Appl. Mater. Interfaces 7, 19894-19905 (2015).</w:t>
+      </w:r>
+    </w:p>
+    <w:p>
+      <w:pPr>
+        <w:spacing w:after="80"/>
+      </w:pPr>
+      <w:r>
+        <w:rPr>
+          <w:rFonts w:ascii="Times New Roman" w:cs="Times New Roman" w:eastAsia="Times New Roman" w:hAnsi="Times New Roman"/>
+          <w:sz w:val="21"/>
+          <w:szCs w:val="21"/>
+        </w:rPr>
+        <w:t xml:space="preserve">67. Enhanced ionic diffusion in ionomer-filled nanopores, </w:t>
       </w:r>
       <w:r>
         <w:rPr>
@@ -2879,20 +4244,20 @@
           <w:sz w:val="21"/>
           <w:szCs w:val="21"/>
         </w:rPr>
-        <w:t xml:space="preserve"> , J. Phys. Condensed Matter 10, 4147 (1998).</w:t>
-      </w:r>
-    </w:p>
-    <w:p>
-      <w:pPr>
-        <w:spacing w:after="80"/>
-      </w:pPr>
-      <w:r>
-        <w:rPr>
-          <w:rFonts w:ascii="Times New Roman" w:cs="Times New Roman" w:eastAsia="Times New Roman" w:hAnsi="Times New Roman"/>
-          <w:sz w:val="21"/>
-          <w:szCs w:val="21"/>
-        </w:rPr>
-        <w:t xml:space="preserve">21. Effective forces between macroions: the cases of asymmetric macroions and added salt </w:t>
+        <w:t>, P. L. Taylor, and H. Löwen, J. Chem. Phys. 143, 243126 (1-10) (2015).</w:t>
+      </w:r>
+    </w:p>
+    <w:p>
+      <w:pPr>
+        <w:spacing w:after="80"/>
+      </w:pPr>
+      <w:r>
+        <w:rPr>
+          <w:rFonts w:ascii="Times New Roman" w:cs="Times New Roman" w:eastAsia="Times New Roman" w:hAnsi="Times New Roman"/>
+          <w:sz w:val="21"/>
+          <w:szCs w:val="21"/>
+        </w:rPr>
+        <w:t xml:space="preserve">68. Interfacial Polarization-Induced Loss Mechanisms in Polypropylene/BaTiO3 Nanocomposite Dielectrics, G. Zhang, D. Brannum, D. Dong, L. Tang, </w:t>
       </w:r>
       <w:r>
         <w:rPr>
@@ -2910,20 +4275,20 @@
           <w:sz w:val="21"/>
           <w:szCs w:val="21"/>
         </w:rPr>
-        <w:t xml:space="preserve"> , H. Löwen, S. Trigger, Phys. Rev. E 57, 5818 (1998).</w:t>
-      </w:r>
-    </w:p>
-    <w:p>
-      <w:pPr>
-        <w:spacing w:after="80"/>
-      </w:pPr>
-      <w:r>
-        <w:rPr>
-          <w:rFonts w:ascii="Times New Roman" w:cs="Times New Roman" w:eastAsia="Times New Roman" w:hAnsi="Times New Roman"/>
-          <w:sz w:val="21"/>
-          <w:szCs w:val="21"/>
-        </w:rPr>
-        <w:t xml:space="preserve">22. Effect of confinement on the interaction between charged colloidal particles </w:t>
+        <w:t>, S. Tang, Saide, K. Kodweis, J.-K. Lee, L. Zhu, Chemistry of Materials 28, 4646-4660 (2016).</w:t>
+      </w:r>
+    </w:p>
+    <w:p>
+      <w:pPr>
+        <w:spacing w:after="80"/>
+      </w:pPr>
+      <w:r>
+        <w:rPr>
+          <w:rFonts w:ascii="Times New Roman" w:cs="Times New Roman" w:eastAsia="Times New Roman" w:hAnsi="Times New Roman"/>
+          <w:sz w:val="21"/>
+          <w:szCs w:val="21"/>
+        </w:rPr>
+        <w:t xml:space="preserve">69. Dipole Correlation Effects on Local Field and Effective Dielectric Constant in Composite Dielectrics containing High-k Inclusions, </w:t>
       </w:r>
       <w:r>
         <w:rPr>
@@ -2941,20 +4306,20 @@
           <w:sz w:val="21"/>
           <w:szCs w:val="21"/>
         </w:rPr>
-        <w:t>, I. D'Amico, H. Löwen, Phys. Rev. E 60, 3199 (1999).</w:t>
-      </w:r>
-    </w:p>
-    <w:p>
-      <w:pPr>
-        <w:spacing w:after="80"/>
-      </w:pPr>
-      <w:r>
-        <w:rPr>
-          <w:rFonts w:ascii="Times New Roman" w:cs="Times New Roman" w:eastAsia="Times New Roman" w:hAnsi="Times New Roman"/>
-          <w:sz w:val="21"/>
-          <w:szCs w:val="21"/>
-        </w:rPr>
-        <w:t xml:space="preserve">23. The hard physics of soft matter H. Löwen, </w:t>
+        <w:t>, H. Löwen and L. Zhu, Phys. Chem. Chem. Phys. 8, 19103-19117 (2016).</w:t>
+      </w:r>
+    </w:p>
+    <w:p>
+      <w:pPr>
+        <w:spacing w:after="80"/>
+      </w:pPr>
+      <w:r>
+        <w:rPr>
+          <w:rFonts w:ascii="Times New Roman" w:cs="Times New Roman" w:eastAsia="Times New Roman" w:hAnsi="Times New Roman"/>
+          <w:sz w:val="21"/>
+          <w:szCs w:val="21"/>
+        </w:rPr>
+        <w:t xml:space="preserve">70. Simulation Study of Ion Diffusion in Charged Nanopores with Anchored Terminal Groups, </w:t>
       </w:r>
       <w:r>
         <w:rPr>
@@ -2972,20 +4337,49 @@
           <w:sz w:val="21"/>
           <w:szCs w:val="21"/>
         </w:rPr>
-        <w:t>, et al, Advances in Solid State Physics 40, 809 (2000).</w:t>
-      </w:r>
-    </w:p>
-    <w:p>
-      <w:pPr>
-        <w:spacing w:after="80"/>
-      </w:pPr>
-      <w:r>
-        <w:rPr>
-          <w:rFonts w:ascii="Times New Roman" w:cs="Times New Roman" w:eastAsia="Times New Roman" w:hAnsi="Times New Roman"/>
-          <w:sz w:val="21"/>
-          <w:szCs w:val="21"/>
-        </w:rPr>
-        <w:t xml:space="preserve">24. Effective interaction between helical biomolecules </w:t>
+        <w:t>, H. Löwen, P. L. Taylor, Electrochimica Acta 242, 73-85 (2017).</w:t>
+      </w:r>
+    </w:p>
+    <w:p>
+      <w:pPr>
+        <w:spacing w:after="80"/>
+      </w:pPr>
+      <w:r>
+        <w:rPr>
+          <w:rFonts w:ascii="Times New Roman" w:cs="Times New Roman" w:eastAsia="Times New Roman" w:hAnsi="Times New Roman"/>
+          <w:sz w:val="21"/>
+          <w:szCs w:val="21"/>
+        </w:rPr>
+        <w:t>71. Triple junction at the triple point resolved on the individual particle level, M. Chaudhuri, E. Allahyarov, H. Löwen, S. U. Egelhaaf, D. A. Weitz, Phys. Rev. Lett. 119, 128001 (1-6) ((2017).</w:t>
+      </w:r>
+      <w:r>
+        <w:rPr>
+          <w:rFonts w:ascii="Times New Roman" w:cs="Times New Roman" w:eastAsia="Times New Roman" w:hAnsi="Times New Roman"/>
+          <w:b/>
+          <w:bCs/>
+          <w:sz w:val="21"/>
+          <w:szCs w:val="21"/>
+        </w:rPr>
+      </w:r>
+      <w:r>
+        <w:rPr>
+          <w:rFonts w:ascii="Times New Roman" w:cs="Times New Roman" w:eastAsia="Times New Roman" w:hAnsi="Times New Roman"/>
+          <w:sz w:val="21"/>
+          <w:szCs w:val="21"/>
+        </w:rPr>
+      </w:r>
+    </w:p>
+    <w:p>
+      <w:pPr>
+        <w:spacing w:after="80"/>
+      </w:pPr>
+      <w:r>
+        <w:rPr>
+          <w:rFonts w:ascii="Times New Roman" w:cs="Times New Roman" w:eastAsia="Times New Roman" w:hAnsi="Times New Roman"/>
+          <w:sz w:val="21"/>
+          <w:szCs w:val="21"/>
+        </w:rPr>
+        <w:t xml:space="preserve">72. Smectic monolayer confined on a sphere: Topology at the particle scale, </w:t>
       </w:r>
       <w:r>
         <w:rPr>
@@ -3003,20 +4397,20 @@
           <w:sz w:val="21"/>
           <w:szCs w:val="21"/>
         </w:rPr>
-        <w:t xml:space="preserve"> , H. Löwen, Phys. Rev. E 62, 5542 (2000).</w:t>
-      </w:r>
-    </w:p>
-    <w:p>
-      <w:pPr>
-        <w:spacing w:after="80"/>
-      </w:pPr>
-      <w:r>
-        <w:rPr>
-          <w:rFonts w:ascii="Times New Roman" w:cs="Times New Roman" w:eastAsia="Times New Roman" w:hAnsi="Times New Roman"/>
-          <w:sz w:val="21"/>
-          <w:szCs w:val="21"/>
-        </w:rPr>
-        <w:t xml:space="preserve">25. Effective interaction between confined colloids: repulsion or attraction H. Löwen, </w:t>
+        <w:t>, A. Voigt, H. Löwen, Soft Matter, 13, 8120-8135 (2017)</w:t>
+      </w:r>
+    </w:p>
+    <w:p>
+      <w:pPr>
+        <w:spacing w:after="80"/>
+      </w:pPr>
+      <w:r>
+        <w:rPr>
+          <w:rFonts w:ascii="Times New Roman" w:cs="Times New Roman" w:eastAsia="Times New Roman" w:hAnsi="Times New Roman"/>
+          <w:sz w:val="21"/>
+          <w:szCs w:val="21"/>
+        </w:rPr>
+        <w:t xml:space="preserve">73. Understanding reversible Maxwellian electroactuation in a 3M VHB dielectric elastomer with prestrain, L. Liu, Y. Huang, Y. Zhang, </w:t>
       </w:r>
       <w:r>
         <w:rPr>
@@ -3034,20 +4428,20 @@
           <w:sz w:val="21"/>
           <w:szCs w:val="21"/>
         </w:rPr>
-        <w:t xml:space="preserve"> , I. D'Amico, Progr. Colloid Polym. Sci. 115, 367 (2000).</w:t>
-      </w:r>
-    </w:p>
-    <w:p>
-      <w:pPr>
-        <w:spacing w:after="80"/>
-      </w:pPr>
-      <w:r>
-        <w:rPr>
-          <w:rFonts w:ascii="Times New Roman" w:cs="Times New Roman" w:eastAsia="Times New Roman" w:hAnsi="Times New Roman"/>
-          <w:sz w:val="21"/>
-          <w:szCs w:val="21"/>
-        </w:rPr>
-        <w:t xml:space="preserve">26. Influence of solvent granularity on the effective interaction between charged colloidal suspensions </w:t>
+        <w:t>, Z. Zhang, F. Lv, L. Zhu, Polymer 144, 150-158 (2018).</w:t>
+      </w:r>
+    </w:p>
+    <w:p>
+      <w:pPr>
+        <w:spacing w:after="80"/>
+      </w:pPr>
+      <w:r>
+        <w:rPr>
+          <w:rFonts w:ascii="Times New Roman" w:cs="Times New Roman" w:eastAsia="Times New Roman" w:hAnsi="Times New Roman"/>
+          <w:sz w:val="21"/>
+          <w:szCs w:val="21"/>
+        </w:rPr>
+        <w:t xml:space="preserve">74. Polymer Nanodielectrics: Current Accomplishments and Future Challenges for Electric Energy Storage, G. Zhang, </w:t>
       </w:r>
       <w:r>
         <w:rPr>
@@ -3065,20 +4459,20 @@
           <w:sz w:val="21"/>
           <w:szCs w:val="21"/>
         </w:rPr>
-        <w:t xml:space="preserve"> , H. Löwen, Phys. Rev. E 63, 041403 (2001).</w:t>
-      </w:r>
-    </w:p>
-    <w:p>
-      <w:pPr>
-        <w:spacing w:after="80"/>
-      </w:pPr>
-      <w:r>
-        <w:rPr>
-          <w:rFonts w:ascii="Times New Roman" w:cs="Times New Roman" w:eastAsia="Times New Roman" w:hAnsi="Times New Roman"/>
-          <w:sz w:val="21"/>
-          <w:szCs w:val="21"/>
-        </w:rPr>
-        <w:t xml:space="preserve">27. Discrete solvent effects on the effective interaction between charged colloids </w:t>
+        <w:t>, L. Zhu, Springer Nature, Editors B. Li and T. Jiao, 1-48, (2018)</w:t>
+      </w:r>
+    </w:p>
+    <w:p>
+      <w:pPr>
+        <w:spacing w:after="80"/>
+      </w:pPr>
+      <w:r>
+        <w:rPr>
+          <w:rFonts w:ascii="Times New Roman" w:cs="Times New Roman" w:eastAsia="Times New Roman" w:hAnsi="Times New Roman"/>
+          <w:sz w:val="21"/>
+          <w:szCs w:val="21"/>
+        </w:rPr>
+        <w:t xml:space="preserve">75. Length segregation in mixtures of spherocylinders induced by imposed topological defects, </w:t>
       </w:r>
       <w:r>
         <w:rPr>
@@ -3096,20 +4490,20 @@
           <w:sz w:val="21"/>
           <w:szCs w:val="21"/>
         </w:rPr>
-        <w:t>, H. Löwen, J. Phys. Condensed Matter 13, L277 (2001).</w:t>
-      </w:r>
-    </w:p>
-    <w:p>
-      <w:pPr>
-        <w:spacing w:after="80"/>
-      </w:pPr>
-      <w:r>
-        <w:rPr>
-          <w:rFonts w:ascii="Times New Roman" w:cs="Times New Roman" w:eastAsia="Times New Roman" w:hAnsi="Times New Roman"/>
-          <w:sz w:val="21"/>
-          <w:szCs w:val="21"/>
-        </w:rPr>
-        <w:t xml:space="preserve">28. Interactions and phase transitions of colloidal dispersions in bulk and at interfaces H. Löwen, </w:t>
+        <w:t>, H. Löwen, Soft Matter 14, 8962-8973 (2018)</w:t>
+      </w:r>
+    </w:p>
+    <w:p>
+      <w:pPr>
+        <w:spacing w:after="80"/>
+      </w:pPr>
+      <w:r>
+        <w:rPr>
+          <w:rFonts w:ascii="Times New Roman" w:cs="Times New Roman" w:eastAsia="Times New Roman" w:hAnsi="Times New Roman"/>
+          <w:sz w:val="21"/>
+          <w:szCs w:val="21"/>
+        </w:rPr>
+        <w:t xml:space="preserve">76. Reducing dielectric loss and enhancing electrical insulation for multilayer polymer films by nanoconfined ion transport under high poling electric fields, </w:t>
       </w:r>
       <w:r>
         <w:rPr>
@@ -3127,20 +4521,20 @@
           <w:sz w:val="21"/>
           <w:szCs w:val="21"/>
         </w:rPr>
-        <w:t xml:space="preserve"> , et al, Phil. Trans. Roy. Soc. Lond. A 359, 909 (2001).</w:t>
-      </w:r>
-    </w:p>
-    <w:p>
-      <w:pPr>
-        <w:spacing w:after="80"/>
-      </w:pPr>
-      <w:r>
-        <w:rPr>
-          <w:rFonts w:ascii="Times New Roman" w:cs="Times New Roman" w:eastAsia="Times New Roman" w:hAnsi="Times New Roman"/>
-          <w:sz w:val="21"/>
-          <w:szCs w:val="21"/>
-        </w:rPr>
-        <w:t xml:space="preserve">29. Discrete charge patterns, Coulomb correlations and interactions in protein solutions </w:t>
+        <w:t xml:space="preserve"> et all, J. Mater. Chem. C 1-20 (2020), https://doi.org/10.1039/D0TC00522C</w:t>
+      </w:r>
+    </w:p>
+    <w:p>
+      <w:pPr>
+        <w:spacing w:after="80"/>
+      </w:pPr>
+      <w:r>
+        <w:rPr>
+          <w:rFonts w:ascii="Times New Roman" w:cs="Times New Roman" w:eastAsia="Times New Roman" w:hAnsi="Times New Roman"/>
+          <w:sz w:val="21"/>
+          <w:szCs w:val="21"/>
+        </w:rPr>
+        <w:t xml:space="preserve">77. Reducing Dielectric Loss by Nanoconfined Impurity Ion Transport in Multilayer Films under Low Electric Fields, </w:t>
       </w:r>
       <w:r>
         <w:rPr>
@@ -3158,20 +4552,20 @@
           <w:sz w:val="21"/>
           <w:szCs w:val="21"/>
         </w:rPr>
-        <w:t xml:space="preserve"> , H. Löwen, J. P. Hansen, A. A. Louis, Europhys. Letters. 57, 731 (2002).</w:t>
-      </w:r>
-    </w:p>
-    <w:p>
-      <w:pPr>
-        <w:spacing w:after="80"/>
-      </w:pPr>
-      <w:r>
-        <w:rPr>
-          <w:rFonts w:ascii="Times New Roman" w:cs="Times New Roman" w:eastAsia="Times New Roman" w:hAnsi="Times New Roman"/>
-          <w:sz w:val="21"/>
-          <w:szCs w:val="21"/>
-        </w:rPr>
-        <w:t xml:space="preserve">30. Effective forces in colloidal mixtures: from depletion attraction to accumulation repulsion A. A. Louis, </w:t>
+        <w:t xml:space="preserve"> et all, Composites Part B- Engineering 190, 107908 1-16 (2020).</w:t>
+      </w:r>
+    </w:p>
+    <w:p>
+      <w:pPr>
+        <w:spacing w:after="80"/>
+      </w:pPr>
+      <w:r>
+        <w:rPr>
+          <w:rFonts w:ascii="Times New Roman" w:cs="Times New Roman" w:eastAsia="Times New Roman" w:hAnsi="Times New Roman"/>
+          <w:sz w:val="21"/>
+          <w:szCs w:val="21"/>
+        </w:rPr>
+        <w:t xml:space="preserve">78. Theoretical Study of Nanocomposite Permittivity with a Tunable Clustering of Inclusions, </w:t>
       </w:r>
       <w:r>
         <w:rPr>
@@ -3189,20 +4583,107 @@
           <w:sz w:val="21"/>
           <w:szCs w:val="21"/>
         </w:rPr>
-        <w:t xml:space="preserve"> , H. Löwen, R. Roth, Phys. Rev. E 65, 061407 (2002).</w:t>
-      </w:r>
-    </w:p>
-    <w:p>
-      <w:pPr>
-        <w:spacing w:after="80"/>
-      </w:pPr>
-      <w:r>
-        <w:rPr>
-          <w:rFonts w:ascii="Times New Roman" w:cs="Times New Roman" w:eastAsia="Times New Roman" w:hAnsi="Times New Roman"/>
-          <w:sz w:val="21"/>
-          <w:szCs w:val="21"/>
-        </w:rPr>
-        <w:t xml:space="preserve">31. Adsorption of monovalent and multivalent cations and anions on DNA molecules </w:t>
+        <w:t>, Advanced Theory and Simulations 1-20 (2020), https://doi.org/10.1002/adts.202000005</w:t>
+      </w:r>
+    </w:p>
+    <w:p>
+      <w:pPr>
+        <w:spacing w:after="80"/>
+      </w:pPr>
+      <w:r>
+        <w:rPr>
+          <w:rFonts w:ascii="Times New Roman" w:cs="Times New Roman" w:eastAsia="Times New Roman" w:hAnsi="Times New Roman"/>
+          <w:sz w:val="21"/>
+          <w:szCs w:val="21"/>
+        </w:rPr>
+        <w:t>79. G. Zhang, Q. Li, E. Allahyarov, Y. Li, L. Zhu, Challenges and opportunities of polymer nanodielectrics for electric energy storage, ACS APPL MATER INTER 13, 37939-37960 (2021).</w:t>
+      </w:r>
+      <w:r>
+        <w:rPr>
+          <w:rFonts w:ascii="Times New Roman" w:cs="Times New Roman" w:eastAsia="Times New Roman" w:hAnsi="Times New Roman"/>
+          <w:b/>
+          <w:bCs/>
+          <w:sz w:val="21"/>
+          <w:szCs w:val="21"/>
+        </w:rPr>
+      </w:r>
+      <w:r>
+        <w:rPr>
+          <w:rFonts w:ascii="Times New Roman" w:cs="Times New Roman" w:eastAsia="Times New Roman" w:hAnsi="Times New Roman"/>
+          <w:sz w:val="21"/>
+          <w:szCs w:val="21"/>
+        </w:rPr>
+      </w:r>
+    </w:p>
+    <w:p>
+      <w:pPr>
+        <w:spacing w:after="80"/>
+      </w:pPr>
+      <w:r>
+        <w:rPr>
+          <w:rFonts w:ascii="Times New Roman" w:cs="Times New Roman" w:eastAsia="Times New Roman" w:hAnsi="Times New Roman"/>
+          <w:sz w:val="21"/>
+          <w:szCs w:val="21"/>
+        </w:rPr>
+        <w:t>80. E. Allahyarov, L. Zhu, R. Li, F. Santos, Q. Li, G. Rui, Zh. Zhu, T. Soulestin, H. He, P. Taylor, Electrostriction- enhanced giant piezoelectricity via relaxor-like secondary crystals in extended-chain ferroelectric polymers, CELL 4, 11, 3696-3709. (2021).</w:t>
+      </w:r>
+      <w:r>
+        <w:rPr>
+          <w:rFonts w:ascii="Times New Roman" w:cs="Times New Roman" w:eastAsia="Times New Roman" w:hAnsi="Times New Roman"/>
+          <w:b/>
+          <w:bCs/>
+          <w:sz w:val="21"/>
+          <w:szCs w:val="21"/>
+        </w:rPr>
+      </w:r>
+      <w:r>
+        <w:rPr>
+          <w:rFonts w:ascii="Times New Roman" w:cs="Times New Roman" w:eastAsia="Times New Roman" w:hAnsi="Times New Roman"/>
+          <w:sz w:val="21"/>
+          <w:szCs w:val="21"/>
+        </w:rPr>
+      </w:r>
+    </w:p>
+    <w:p>
+      <w:pPr>
+        <w:spacing w:after="80"/>
+      </w:pPr>
+      <w:r>
+        <w:rPr>
+          <w:rFonts w:ascii="Times New Roman" w:cs="Times New Roman" w:eastAsia="Times New Roman" w:hAnsi="Times New Roman"/>
+          <w:sz w:val="21"/>
+          <w:szCs w:val="21"/>
+        </w:rPr>
+        <w:t>81. Y. Huang, G. Rui, Q. Li, Elshad Allahyarov, R. Li, M. Fukuto, G.-J. Zhong, J.-Z. Xu, Z.-M. Li, P. L. Taylor, L. Zhu, Enhanced piezoelectricity from highly polarizable oriented amorphous fractions in biaxially oriented poly(vinylidene fluoride) with pure β crystals, NATURE 12, 675, 1-8 (2021)</w:t>
+      </w:r>
+      <w:r>
+        <w:rPr>
+          <w:rFonts w:ascii="Times New Roman" w:cs="Times New Roman" w:eastAsia="Times New Roman" w:hAnsi="Times New Roman"/>
+          <w:b/>
+          <w:bCs/>
+          <w:sz w:val="21"/>
+          <w:szCs w:val="21"/>
+        </w:rPr>
+      </w:r>
+      <w:r>
+        <w:rPr>
+          <w:rFonts w:ascii="Times New Roman" w:cs="Times New Roman" w:eastAsia="Times New Roman" w:hAnsi="Times New Roman"/>
+          <w:sz w:val="21"/>
+          <w:szCs w:val="21"/>
+        </w:rPr>
+      </w:r>
+    </w:p>
+    <w:p>
+      <w:pPr>
+        <w:spacing w:after="80"/>
+      </w:pPr>
+      <w:r>
+        <w:rPr>
+          <w:rFonts w:ascii="Times New Roman" w:cs="Times New Roman" w:eastAsia="Times New Roman" w:hAnsi="Times New Roman"/>
+          <w:sz w:val="21"/>
+          <w:szCs w:val="21"/>
+        </w:rPr>
+        <w:t xml:space="preserve">82. G. Rui, </w:t>
       </w:r>
       <w:r>
         <w:rPr>
@@ -3220,1587 +4701,6 @@
           <w:sz w:val="21"/>
           <w:szCs w:val="21"/>
         </w:rPr>
-        <w:t xml:space="preserve"> , H. Löwen, G. Gompper, Phys. Rev. E 68, 061903 (2003).</w:t>
-      </w:r>
-    </w:p>
-    <w:p>
-      <w:pPr>
-        <w:spacing w:after="80"/>
-      </w:pPr>
-      <w:r>
-        <w:rPr>
-          <w:rFonts w:ascii="Times New Roman" w:cs="Times New Roman" w:eastAsia="Times New Roman" w:hAnsi="Times New Roman"/>
-          <w:sz w:val="21"/>
-          <w:szCs w:val="21"/>
-        </w:rPr>
-        <w:t xml:space="preserve">32. Nonmonotonicity of second virial coefficient in strongly correlated systems </w:t>
-      </w:r>
-      <w:r>
-        <w:rPr>
-          <w:rFonts w:ascii="Times New Roman" w:cs="Times New Roman" w:eastAsia="Times New Roman" w:hAnsi="Times New Roman"/>
-          <w:b/>
-          <w:bCs/>
-          <w:sz w:val="21"/>
-          <w:szCs w:val="21"/>
-        </w:rPr>
-        <w:t>E. Allahyarov</w:t>
-      </w:r>
-      <w:r>
-        <w:rPr>
-          <w:rFonts w:ascii="Times New Roman" w:cs="Times New Roman" w:eastAsia="Times New Roman" w:hAnsi="Times New Roman"/>
-          <w:sz w:val="21"/>
-          <w:szCs w:val="21"/>
-        </w:rPr>
-        <w:t>, H. Löwen, J.-P. Hansen, A. A. Louis, Phys. Rev. E 67, 051404 (2003); Virtual Journal of Biological Physics Research 5,(2003).</w:t>
-      </w:r>
-    </w:p>
-    <w:p>
-      <w:pPr>
-        <w:spacing w:after="80"/>
-      </w:pPr>
-      <w:r>
-        <w:rPr>
-          <w:rFonts w:ascii="Times New Roman" w:cs="Times New Roman" w:eastAsia="Times New Roman" w:hAnsi="Times New Roman"/>
-          <w:sz w:val="21"/>
-          <w:szCs w:val="21"/>
-        </w:rPr>
-        <w:t xml:space="preserve">33. Charged colloids, polyelectrolytes and biomolecules viewed as strongly coupled Coulomb systems H. Löwen, </w:t>
-      </w:r>
-      <w:r>
-        <w:rPr>
-          <w:rFonts w:ascii="Times New Roman" w:cs="Times New Roman" w:eastAsia="Times New Roman" w:hAnsi="Times New Roman"/>
-          <w:b/>
-          <w:bCs/>
-          <w:sz w:val="21"/>
-          <w:szCs w:val="21"/>
-        </w:rPr>
-        <w:t>E. Allahyarov</w:t>
-      </w:r>
-      <w:r>
-        <w:rPr>
-          <w:rFonts w:ascii="Times New Roman" w:cs="Times New Roman" w:eastAsia="Times New Roman" w:hAnsi="Times New Roman"/>
-          <w:sz w:val="21"/>
-          <w:szCs w:val="21"/>
-        </w:rPr>
-        <w:t xml:space="preserve"> , et al., J. Phys. A: Math. Gen. 36, 5827 (2003).</w:t>
-      </w:r>
-    </w:p>
-    <w:p>
-      <w:pPr>
-        <w:spacing w:after="80"/>
-      </w:pPr>
-      <w:r>
-        <w:rPr>
-          <w:rFonts w:ascii="Times New Roman" w:cs="Times New Roman" w:eastAsia="Times New Roman" w:hAnsi="Times New Roman"/>
-          <w:sz w:val="21"/>
-          <w:szCs w:val="21"/>
-        </w:rPr>
-        <w:t xml:space="preserve">34. Mesoscopic solvent simulations: Multi-particle-collision dynamics of three-dimensional flows </w:t>
-      </w:r>
-      <w:r>
-        <w:rPr>
-          <w:rFonts w:ascii="Times New Roman" w:cs="Times New Roman" w:eastAsia="Times New Roman" w:hAnsi="Times New Roman"/>
-          <w:b/>
-          <w:bCs/>
-          <w:sz w:val="21"/>
-          <w:szCs w:val="21"/>
-        </w:rPr>
-        <w:t>E. Allahyarov</w:t>
-      </w:r>
-      <w:r>
-        <w:rPr>
-          <w:rFonts w:ascii="Times New Roman" w:cs="Times New Roman" w:eastAsia="Times New Roman" w:hAnsi="Times New Roman"/>
-          <w:sz w:val="21"/>
-          <w:szCs w:val="21"/>
-        </w:rPr>
-        <w:t xml:space="preserve"> , G. Gompper, Phys. Rev. E 66, 036702 (2003).</w:t>
-      </w:r>
-    </w:p>
-    <w:p>
-      <w:pPr>
-        <w:spacing w:after="80"/>
-      </w:pPr>
-      <w:r>
-        <w:rPr>
-          <w:rFonts w:ascii="Times New Roman" w:cs="Times New Roman" w:eastAsia="Times New Roman" w:hAnsi="Times New Roman"/>
-          <w:sz w:val="21"/>
-          <w:szCs w:val="21"/>
-        </w:rPr>
-        <w:t xml:space="preserve">35. Erratum: Mesoscopic solvent simulations: Multiparticle-collision dynamics of three-dimensional flows </w:t>
-      </w:r>
-      <w:r>
-        <w:rPr>
-          <w:rFonts w:ascii="Times New Roman" w:cs="Times New Roman" w:eastAsia="Times New Roman" w:hAnsi="Times New Roman"/>
-          <w:b/>
-          <w:bCs/>
-          <w:sz w:val="21"/>
-          <w:szCs w:val="21"/>
-        </w:rPr>
-        <w:t>E. Allahyarov</w:t>
-      </w:r>
-      <w:r>
-        <w:rPr>
-          <w:rFonts w:ascii="Times New Roman" w:cs="Times New Roman" w:eastAsia="Times New Roman" w:hAnsi="Times New Roman"/>
-          <w:sz w:val="21"/>
-          <w:szCs w:val="21"/>
-        </w:rPr>
-        <w:t>, G. Gompper, Phys. Rev. E 67, 059901 (2003).</w:t>
-      </w:r>
-    </w:p>
-    <w:p>
-      <w:pPr>
-        <w:spacing w:after="80"/>
-      </w:pPr>
-      <w:r>
-        <w:rPr>
-          <w:rFonts w:ascii="Times New Roman" w:cs="Times New Roman" w:eastAsia="Times New Roman" w:hAnsi="Times New Roman"/>
-          <w:sz w:val="21"/>
-          <w:szCs w:val="21"/>
-        </w:rPr>
-        <w:t xml:space="preserve">36. Re entrance in DNA condensation, </w:t>
-      </w:r>
-      <w:r>
-        <w:rPr>
-          <w:rFonts w:ascii="Times New Roman" w:cs="Times New Roman" w:eastAsia="Times New Roman" w:hAnsi="Times New Roman"/>
-          <w:b/>
-          <w:bCs/>
-          <w:sz w:val="21"/>
-          <w:szCs w:val="21"/>
-        </w:rPr>
-        <w:t>E. Allahyarov</w:t>
-      </w:r>
-      <w:r>
-        <w:rPr>
-          <w:rFonts w:ascii="Times New Roman" w:cs="Times New Roman" w:eastAsia="Times New Roman" w:hAnsi="Times New Roman"/>
-          <w:sz w:val="21"/>
-          <w:szCs w:val="21"/>
-        </w:rPr>
-        <w:t xml:space="preserve"> , N. Gusein-zade, Phys. Reports of Russian Academy of Sciences 6, 49 (2004).</w:t>
-      </w:r>
-    </w:p>
-    <w:p>
-      <w:pPr>
-        <w:spacing w:after="80"/>
-      </w:pPr>
-      <w:r>
-        <w:rPr>
-          <w:rFonts w:ascii="Times New Roman" w:cs="Times New Roman" w:eastAsia="Times New Roman" w:hAnsi="Times New Roman"/>
-          <w:sz w:val="21"/>
-          <w:szCs w:val="21"/>
-        </w:rPr>
-        <w:t xml:space="preserve">37. Crystallization of colloidal plasma: charge renormalization in added salt </w:t>
-      </w:r>
-      <w:r>
-        <w:rPr>
-          <w:rFonts w:ascii="Times New Roman" w:cs="Times New Roman" w:eastAsia="Times New Roman" w:hAnsi="Times New Roman"/>
-          <w:b/>
-          <w:bCs/>
-          <w:sz w:val="21"/>
-          <w:szCs w:val="21"/>
-        </w:rPr>
-        <w:t>E. Allahyarov</w:t>
-      </w:r>
-      <w:r>
-        <w:rPr>
-          <w:rFonts w:ascii="Times New Roman" w:cs="Times New Roman" w:eastAsia="Times New Roman" w:hAnsi="Times New Roman"/>
-          <w:sz w:val="21"/>
-          <w:szCs w:val="21"/>
-        </w:rPr>
-        <w:t xml:space="preserve"> , S. Trigger, High Temperature Physics 43, 315 (2005).</w:t>
-      </w:r>
-    </w:p>
-    <w:p>
-      <w:pPr>
-        <w:spacing w:after="80"/>
-      </w:pPr>
-      <w:r>
-        <w:rPr>
-          <w:rFonts w:ascii="Times New Roman" w:cs="Times New Roman" w:eastAsia="Times New Roman" w:hAnsi="Times New Roman"/>
-          <w:sz w:val="21"/>
-          <w:szCs w:val="21"/>
-        </w:rPr>
-        <w:t xml:space="preserve">38. Attraction between DNA molecules mediated by multivalent ions </w:t>
-      </w:r>
-      <w:r>
-        <w:rPr>
-          <w:rFonts w:ascii="Times New Roman" w:cs="Times New Roman" w:eastAsia="Times New Roman" w:hAnsi="Times New Roman"/>
-          <w:b/>
-          <w:bCs/>
-          <w:sz w:val="21"/>
-          <w:szCs w:val="21"/>
-        </w:rPr>
-        <w:t>E. Allahyarov</w:t>
-      </w:r>
-      <w:r>
-        <w:rPr>
-          <w:rFonts w:ascii="Times New Roman" w:cs="Times New Roman" w:eastAsia="Times New Roman" w:hAnsi="Times New Roman"/>
-          <w:sz w:val="21"/>
-          <w:szCs w:val="21"/>
-        </w:rPr>
-        <w:t xml:space="preserve"> , G. Gompper, H. Löwen, Phys. Rev. E. 69, 041904 (2004); Virtual Journal of Biological Physics Research 7, (2004).</w:t>
-      </w:r>
-    </w:p>
-    <w:p>
-      <w:pPr>
-        <w:spacing w:after="80"/>
-      </w:pPr>
-      <w:r>
-        <w:rPr>
-          <w:rFonts w:ascii="Times New Roman" w:cs="Times New Roman" w:eastAsia="Times New Roman" w:hAnsi="Times New Roman"/>
-          <w:sz w:val="21"/>
-          <w:szCs w:val="21"/>
-        </w:rPr>
-        <w:t xml:space="preserve">39. DNA condensation, re dissolution and mesocrystals induced by tetravalent counterions </w:t>
-      </w:r>
-      <w:r>
-        <w:rPr>
-          <w:rFonts w:ascii="Times New Roman" w:cs="Times New Roman" w:eastAsia="Times New Roman" w:hAnsi="Times New Roman"/>
-          <w:b/>
-          <w:bCs/>
-          <w:sz w:val="21"/>
-          <w:szCs w:val="21"/>
-        </w:rPr>
-        <w:t>E. Allahyarov</w:t>
-      </w:r>
-      <w:r>
-        <w:rPr>
-          <w:rFonts w:ascii="Times New Roman" w:cs="Times New Roman" w:eastAsia="Times New Roman" w:hAnsi="Times New Roman"/>
-          <w:sz w:val="21"/>
-          <w:szCs w:val="21"/>
-        </w:rPr>
-        <w:t xml:space="preserve"> , H. Löwen, G. Gompper, Euro. Phys. Letters 68, 894 (2004).</w:t>
-      </w:r>
-    </w:p>
-    <w:p>
-      <w:pPr>
-        <w:spacing w:after="80"/>
-      </w:pPr>
-      <w:r>
-        <w:rPr>
-          <w:rFonts w:ascii="Times New Roman" w:cs="Times New Roman" w:eastAsia="Times New Roman" w:hAnsi="Times New Roman"/>
-          <w:sz w:val="21"/>
-          <w:szCs w:val="21"/>
-        </w:rPr>
-        <w:t xml:space="preserve">40. Interaction between overcharged DNA molecules </w:t>
-      </w:r>
-      <w:r>
-        <w:rPr>
-          <w:rFonts w:ascii="Times New Roman" w:cs="Times New Roman" w:eastAsia="Times New Roman" w:hAnsi="Times New Roman"/>
-          <w:b/>
-          <w:bCs/>
-          <w:sz w:val="21"/>
-          <w:szCs w:val="21"/>
-        </w:rPr>
-        <w:t>E. Allahyarov</w:t>
-      </w:r>
-      <w:r>
-        <w:rPr>
-          <w:rFonts w:ascii="Times New Roman" w:cs="Times New Roman" w:eastAsia="Times New Roman" w:hAnsi="Times New Roman"/>
-          <w:sz w:val="21"/>
-          <w:szCs w:val="21"/>
-        </w:rPr>
-        <w:t xml:space="preserve"> , G.Gompper, H.Löwen, J.Phys. Cond. Matter 17, S1827 (2005).</w:t>
-      </w:r>
-    </w:p>
-    <w:p>
-      <w:pPr>
-        <w:spacing w:after="80"/>
-      </w:pPr>
-      <w:r>
-        <w:rPr>
-          <w:rFonts w:ascii="Times New Roman" w:cs="Times New Roman" w:eastAsia="Times New Roman" w:hAnsi="Times New Roman"/>
-          <w:sz w:val="21"/>
-          <w:szCs w:val="21"/>
-        </w:rPr>
-        <w:t xml:space="preserve">41. Charged colloids and polyelectrolytes: from statics to electrokinetics H. Löwen, </w:t>
-      </w:r>
-      <w:r>
-        <w:rPr>
-          <w:rFonts w:ascii="Times New Roman" w:cs="Times New Roman" w:eastAsia="Times New Roman" w:hAnsi="Times New Roman"/>
-          <w:b/>
-          <w:bCs/>
-          <w:sz w:val="21"/>
-          <w:szCs w:val="21"/>
-        </w:rPr>
-        <w:t>E. Allahyarov</w:t>
-      </w:r>
-      <w:r>
-        <w:rPr>
-          <w:rFonts w:ascii="Times New Roman" w:cs="Times New Roman" w:eastAsia="Times New Roman" w:hAnsi="Times New Roman"/>
-          <w:sz w:val="21"/>
-          <w:szCs w:val="21"/>
-        </w:rPr>
-        <w:t xml:space="preserve"> et al, J. Phys.: Conf. Ser. 11, 207 (2005).</w:t>
-      </w:r>
-    </w:p>
-    <w:p>
-      <w:pPr>
-        <w:spacing w:after="80"/>
-      </w:pPr>
-      <w:r>
-        <w:rPr>
-          <w:rFonts w:ascii="Times New Roman" w:cs="Times New Roman" w:eastAsia="Times New Roman" w:hAnsi="Times New Roman"/>
-          <w:sz w:val="21"/>
-          <w:szCs w:val="21"/>
-        </w:rPr>
-        <w:t xml:space="preserve">42. Interaction between charged colloids in a low dielectric constant solvent </w:t>
-      </w:r>
-      <w:r>
-        <w:rPr>
-          <w:rFonts w:ascii="Times New Roman" w:cs="Times New Roman" w:eastAsia="Times New Roman" w:hAnsi="Times New Roman"/>
-          <w:b/>
-          <w:bCs/>
-          <w:sz w:val="21"/>
-          <w:szCs w:val="21"/>
-        </w:rPr>
-        <w:t>E. Allahyarov</w:t>
-      </w:r>
-      <w:r>
-        <w:rPr>
-          <w:rFonts w:ascii="Times New Roman" w:cs="Times New Roman" w:eastAsia="Times New Roman" w:hAnsi="Times New Roman"/>
-          <w:sz w:val="21"/>
-          <w:szCs w:val="21"/>
-        </w:rPr>
-        <w:t xml:space="preserve"> et al, Euro.Phys. Letters 78, 38802 (2007).</w:t>
-      </w:r>
-    </w:p>
-    <w:p>
-      <w:pPr>
-        <w:spacing w:after="80"/>
-      </w:pPr>
-      <w:r>
-        <w:rPr>
-          <w:rFonts w:ascii="Times New Roman" w:cs="Times New Roman" w:eastAsia="Times New Roman" w:hAnsi="Times New Roman"/>
-          <w:sz w:val="21"/>
-          <w:szCs w:val="21"/>
-        </w:rPr>
-        <w:t xml:space="preserve">43. Role of electrostatic forces in cluster formation in a dry ionomer </w:t>
-      </w:r>
-      <w:r>
-        <w:rPr>
-          <w:rFonts w:ascii="Times New Roman" w:cs="Times New Roman" w:eastAsia="Times New Roman" w:hAnsi="Times New Roman"/>
-          <w:b/>
-          <w:bCs/>
-          <w:sz w:val="21"/>
-          <w:szCs w:val="21"/>
-        </w:rPr>
-        <w:t>E. Allahyarov</w:t>
-      </w:r>
-      <w:r>
-        <w:rPr>
-          <w:rFonts w:ascii="Times New Roman" w:cs="Times New Roman" w:eastAsia="Times New Roman" w:hAnsi="Times New Roman"/>
-          <w:sz w:val="21"/>
-          <w:szCs w:val="21"/>
-        </w:rPr>
-        <w:t>, P. Taylor, J. Chem. Phys. 127, 154901 (2007).</w:t>
-      </w:r>
-    </w:p>
-    <w:p>
-      <w:pPr>
-        <w:spacing w:after="80"/>
-      </w:pPr>
-      <w:r>
-        <w:rPr>
-          <w:rFonts w:ascii="Times New Roman" w:cs="Times New Roman" w:eastAsia="Times New Roman" w:hAnsi="Times New Roman"/>
-          <w:sz w:val="21"/>
-          <w:szCs w:val="21"/>
-        </w:rPr>
-        <w:t>44. Charged colloidal particles in a charged wedge: do they go in or out H. Löwen, E.</w:t>
-      </w:r>
-      <w:r>
-        <w:rPr>
-          <w:rFonts w:ascii="Times New Roman" w:cs="Times New Roman" w:eastAsia="Times New Roman" w:hAnsi="Times New Roman"/>
-          <w:b/>
-          <w:bCs/>
-          <w:sz w:val="21"/>
-          <w:szCs w:val="21"/>
-        </w:rPr>
-        <w:t>Allahyarov</w:t>
-      </w:r>
-      <w:r>
-        <w:rPr>
-          <w:rFonts w:ascii="Times New Roman" w:cs="Times New Roman" w:eastAsia="Times New Roman" w:hAnsi="Times New Roman"/>
-          <w:sz w:val="21"/>
-          <w:szCs w:val="21"/>
-        </w:rPr>
-        <w:t xml:space="preserve"> et al, J. Phys.: Condens. Matter 20, 404221 (2008).</w:t>
-      </w:r>
-    </w:p>
-    <w:p>
-      <w:pPr>
-        <w:spacing w:after="80"/>
-      </w:pPr>
-      <w:r>
-        <w:rPr>
-          <w:rFonts w:ascii="Times New Roman" w:cs="Times New Roman" w:eastAsia="Times New Roman" w:hAnsi="Times New Roman"/>
-          <w:sz w:val="21"/>
-          <w:szCs w:val="21"/>
-        </w:rPr>
-        <w:t xml:space="preserve">45. Colloids in a low dielectric constant solvent, </w:t>
-      </w:r>
-      <w:r>
-        <w:rPr>
-          <w:rFonts w:ascii="Times New Roman" w:cs="Times New Roman" w:eastAsia="Times New Roman" w:hAnsi="Times New Roman"/>
-          <w:b/>
-          <w:bCs/>
-          <w:sz w:val="21"/>
-          <w:szCs w:val="21"/>
-        </w:rPr>
-        <w:t>E. Allahyarov</w:t>
-      </w:r>
-      <w:r>
-        <w:rPr>
-          <w:rFonts w:ascii="Times New Roman" w:cs="Times New Roman" w:eastAsia="Times New Roman" w:hAnsi="Times New Roman"/>
-          <w:sz w:val="21"/>
-          <w:szCs w:val="21"/>
-        </w:rPr>
-        <w:t>, E. Zaccarelli, F. Sciortino, H. Löwen, Europhys. Lett. 81, 59901 (2008).</w:t>
-      </w:r>
-    </w:p>
-    <w:p>
-      <w:pPr>
-        <w:spacing w:after="80"/>
-      </w:pPr>
-      <w:r>
-        <w:rPr>
-          <w:rFonts w:ascii="Times New Roman" w:cs="Times New Roman" w:eastAsia="Times New Roman" w:hAnsi="Times New Roman"/>
-          <w:sz w:val="21"/>
-          <w:szCs w:val="21"/>
-        </w:rPr>
-        <w:t xml:space="preserve">46. Predicted electric-field-induced hexatic structure in an ionomer membrane </w:t>
-      </w:r>
-      <w:r>
-        <w:rPr>
-          <w:rFonts w:ascii="Times New Roman" w:cs="Times New Roman" w:eastAsia="Times New Roman" w:hAnsi="Times New Roman"/>
-          <w:b/>
-          <w:bCs/>
-          <w:sz w:val="21"/>
-          <w:szCs w:val="21"/>
-        </w:rPr>
-        <w:t>E. Allahyarov</w:t>
-      </w:r>
-      <w:r>
-        <w:rPr>
-          <w:rFonts w:ascii="Times New Roman" w:cs="Times New Roman" w:eastAsia="Times New Roman" w:hAnsi="Times New Roman"/>
-          <w:sz w:val="21"/>
-          <w:szCs w:val="21"/>
-        </w:rPr>
-        <w:t xml:space="preserve"> , P. Taylor, Phys. Rev. E 80, 020801(R) (2009).</w:t>
-      </w:r>
-    </w:p>
-    <w:p>
-      <w:pPr>
-        <w:spacing w:after="80"/>
-      </w:pPr>
-      <w:r>
-        <w:rPr>
-          <w:rFonts w:ascii="Times New Roman" w:cs="Times New Roman" w:eastAsia="Times New Roman" w:hAnsi="Times New Roman"/>
-          <w:sz w:val="21"/>
-          <w:szCs w:val="21"/>
-        </w:rPr>
-        <w:t xml:space="preserve">47. Simulation Study of the Correlation between Structure and Conductivity in Stretched Nafion </w:t>
-      </w:r>
-      <w:r>
-        <w:rPr>
-          <w:rFonts w:ascii="Times New Roman" w:cs="Times New Roman" w:eastAsia="Times New Roman" w:hAnsi="Times New Roman"/>
-          <w:b/>
-          <w:bCs/>
-          <w:sz w:val="21"/>
-          <w:szCs w:val="21"/>
-        </w:rPr>
-        <w:t>E. Allahyarov</w:t>
-      </w:r>
-      <w:r>
-        <w:rPr>
-          <w:rFonts w:ascii="Times New Roman" w:cs="Times New Roman" w:eastAsia="Times New Roman" w:hAnsi="Times New Roman"/>
-          <w:sz w:val="21"/>
-          <w:szCs w:val="21"/>
-        </w:rPr>
-        <w:t xml:space="preserve"> , P. Taylor, J. Phys. Chem. B 113, 610 (2009).</w:t>
-      </w:r>
-    </w:p>
-    <w:p>
-      <w:pPr>
-        <w:spacing w:after="80"/>
-      </w:pPr>
-      <w:r>
-        <w:rPr>
-          <w:rFonts w:ascii="Times New Roman" w:cs="Times New Roman" w:eastAsia="Times New Roman" w:hAnsi="Times New Roman"/>
-          <w:sz w:val="21"/>
-          <w:szCs w:val="21"/>
-        </w:rPr>
-        <w:t xml:space="preserve">48. Nonadditivity in the effective interactions of binary charged colloidal suspensions, </w:t>
-      </w:r>
-      <w:r>
-        <w:rPr>
-          <w:rFonts w:ascii="Times New Roman" w:cs="Times New Roman" w:eastAsia="Times New Roman" w:hAnsi="Times New Roman"/>
-          <w:b/>
-          <w:bCs/>
-          <w:sz w:val="21"/>
-          <w:szCs w:val="21"/>
-        </w:rPr>
-        <w:t>E. Allahyarov</w:t>
-      </w:r>
-      <w:r>
-        <w:rPr>
-          <w:rFonts w:ascii="Times New Roman" w:cs="Times New Roman" w:eastAsia="Times New Roman" w:hAnsi="Times New Roman"/>
-          <w:sz w:val="21"/>
-          <w:szCs w:val="21"/>
-        </w:rPr>
-        <w:t xml:space="preserve"> , H. Löwen, J. Phys.: Condens. Matter 21, 424117 (2009).</w:t>
-      </w:r>
-    </w:p>
-    <w:p>
-      <w:pPr>
-        <w:spacing w:after="80"/>
-      </w:pPr>
-      <w:r>
-        <w:rPr>
-          <w:rFonts w:ascii="Times New Roman" w:cs="Times New Roman" w:eastAsia="Times New Roman" w:hAnsi="Times New Roman"/>
-          <w:sz w:val="21"/>
-          <w:szCs w:val="21"/>
-        </w:rPr>
-        <w:t xml:space="preserve">49. Simulation Study of Sulfonate Cluster Swelling in Ionomers </w:t>
-      </w:r>
-      <w:r>
-        <w:rPr>
-          <w:rFonts w:ascii="Times New Roman" w:cs="Times New Roman" w:eastAsia="Times New Roman" w:hAnsi="Times New Roman"/>
-          <w:b/>
-          <w:bCs/>
-          <w:sz w:val="21"/>
-          <w:szCs w:val="21"/>
-        </w:rPr>
-        <w:t>E. Allahyarov</w:t>
-      </w:r>
-      <w:r>
-        <w:rPr>
-          <w:rFonts w:ascii="Times New Roman" w:cs="Times New Roman" w:eastAsia="Times New Roman" w:hAnsi="Times New Roman"/>
-          <w:sz w:val="21"/>
-          <w:szCs w:val="21"/>
-        </w:rPr>
-        <w:t>, P. Taylor, H. Löwen, Phys. Rev. E 80, 061802 (2009).</w:t>
-      </w:r>
-    </w:p>
-    <w:p>
-      <w:pPr>
-        <w:spacing w:after="80"/>
-      </w:pPr>
-      <w:r>
-        <w:rPr>
-          <w:rFonts w:ascii="Times New Roman" w:cs="Times New Roman" w:eastAsia="Times New Roman" w:hAnsi="Times New Roman"/>
-          <w:sz w:val="21"/>
-          <w:szCs w:val="21"/>
-        </w:rPr>
-        <w:t xml:space="preserve">50. Simulation study of field-induced morphological changes in a proton-conducting ionomer </w:t>
-      </w:r>
-      <w:r>
-        <w:rPr>
-          <w:rFonts w:ascii="Times New Roman" w:cs="Times New Roman" w:eastAsia="Times New Roman" w:hAnsi="Times New Roman"/>
-          <w:b/>
-          <w:bCs/>
-          <w:sz w:val="21"/>
-          <w:szCs w:val="21"/>
-        </w:rPr>
-        <w:t>E. Allahyarov</w:t>
-      </w:r>
-      <w:r>
-        <w:rPr>
-          <w:rFonts w:ascii="Times New Roman" w:cs="Times New Roman" w:eastAsia="Times New Roman" w:hAnsi="Times New Roman"/>
-          <w:sz w:val="21"/>
-          <w:szCs w:val="21"/>
-        </w:rPr>
-        <w:t xml:space="preserve"> , P. Taylor, H. Löwen, Phys. Rev. E 81, 031805 (2010).</w:t>
-      </w:r>
-    </w:p>
-    <w:p>
-      <w:pPr>
-        <w:spacing w:after="80"/>
-      </w:pPr>
-      <w:r>
-        <w:rPr>
-          <w:rFonts w:ascii="Times New Roman" w:cs="Times New Roman" w:eastAsia="Times New Roman" w:hAnsi="Times New Roman"/>
-          <w:sz w:val="21"/>
-          <w:szCs w:val="21"/>
-        </w:rPr>
-        <w:t xml:space="preserve">51. Simulation study of the equilibrium morphology in ionomers with different architectures </w:t>
-      </w:r>
-      <w:r>
-        <w:rPr>
-          <w:rFonts w:ascii="Times New Roman" w:cs="Times New Roman" w:eastAsia="Times New Roman" w:hAnsi="Times New Roman"/>
-          <w:b/>
-          <w:bCs/>
-          <w:sz w:val="21"/>
-          <w:szCs w:val="21"/>
-        </w:rPr>
-        <w:t>E. Allahyarov</w:t>
-      </w:r>
-      <w:r>
-        <w:rPr>
-          <w:rFonts w:ascii="Times New Roman" w:cs="Times New Roman" w:eastAsia="Times New Roman" w:hAnsi="Times New Roman"/>
-          <w:sz w:val="21"/>
-          <w:szCs w:val="21"/>
-        </w:rPr>
-        <w:t xml:space="preserve"> , P. Taylor, J. Polymer Sci. B: Polymer Physics 49, 368 (2011).</w:t>
-      </w:r>
-    </w:p>
-    <w:p>
-      <w:pPr>
-        <w:spacing w:after="80"/>
-      </w:pPr>
-      <w:r>
-        <w:rPr>
-          <w:rFonts w:ascii="Times New Roman" w:cs="Times New Roman" w:eastAsia="Times New Roman" w:hAnsi="Times New Roman"/>
-          <w:sz w:val="21"/>
-          <w:szCs w:val="21"/>
-        </w:rPr>
-        <w:t xml:space="preserve">52. Simulation study of field-induced proton conduction pathways in dry ionomers </w:t>
-      </w:r>
-      <w:r>
-        <w:rPr>
-          <w:rFonts w:ascii="Times New Roman" w:cs="Times New Roman" w:eastAsia="Times New Roman" w:hAnsi="Times New Roman"/>
-          <w:b/>
-          <w:bCs/>
-          <w:sz w:val="21"/>
-          <w:szCs w:val="21"/>
-        </w:rPr>
-        <w:t>E. Allahyarov</w:t>
-      </w:r>
-      <w:r>
-        <w:rPr>
-          <w:rFonts w:ascii="Times New Roman" w:cs="Times New Roman" w:eastAsia="Times New Roman" w:hAnsi="Times New Roman"/>
-          <w:sz w:val="21"/>
-          <w:szCs w:val="21"/>
-        </w:rPr>
-        <w:t xml:space="preserve"> , P. Taylor, H. Löwen, J. Phys.: Condens. Matter 23, 234105 (2011).</w:t>
-      </w:r>
-    </w:p>
-    <w:p>
-      <w:pPr>
-        <w:spacing w:after="80"/>
-      </w:pPr>
-      <w:r>
-        <w:rPr>
-          <w:rFonts w:ascii="Times New Roman" w:cs="Times New Roman" w:eastAsia="Times New Roman" w:hAnsi="Times New Roman"/>
-          <w:sz w:val="21"/>
-          <w:szCs w:val="21"/>
-        </w:rPr>
-        <w:t xml:space="preserve">53. Heterogeneous crystallization of hard-sphere colloids near a wall K. Sandomirski, </w:t>
-      </w:r>
-      <w:r>
-        <w:rPr>
-          <w:rFonts w:ascii="Times New Roman" w:cs="Times New Roman" w:eastAsia="Times New Roman" w:hAnsi="Times New Roman"/>
-          <w:b/>
-          <w:bCs/>
-          <w:sz w:val="21"/>
-          <w:szCs w:val="21"/>
-        </w:rPr>
-        <w:t>E. Allahyarov</w:t>
-      </w:r>
-      <w:r>
-        <w:rPr>
-          <w:rFonts w:ascii="Times New Roman" w:cs="Times New Roman" w:eastAsia="Times New Roman" w:hAnsi="Times New Roman"/>
-          <w:sz w:val="21"/>
-          <w:szCs w:val="21"/>
-        </w:rPr>
-        <w:t xml:space="preserve"> , H. Löwen, S. U. Egelhaaf, Soft Matter 7, 8050 (2011).</w:t>
-      </w:r>
-    </w:p>
-    <w:p>
-      <w:pPr>
-        <w:spacing w:after="80"/>
-      </w:pPr>
-      <w:r>
-        <w:rPr>
-          <w:rFonts w:ascii="Times New Roman" w:cs="Times New Roman" w:eastAsia="Times New Roman" w:hAnsi="Times New Roman"/>
-          <w:sz w:val="21"/>
-          <w:szCs w:val="21"/>
-        </w:rPr>
-        <w:t xml:space="preserve">54. Huge broadening of the crystal-fluid interface for sedimenting colloids </w:t>
-      </w:r>
-      <w:r>
-        <w:rPr>
-          <w:rFonts w:ascii="Times New Roman" w:cs="Times New Roman" w:eastAsia="Times New Roman" w:hAnsi="Times New Roman"/>
-          <w:b/>
-          <w:bCs/>
-          <w:sz w:val="21"/>
-          <w:szCs w:val="21"/>
-        </w:rPr>
-        <w:t>E. Allahyarov</w:t>
-      </w:r>
-      <w:r>
-        <w:rPr>
-          <w:rFonts w:ascii="Times New Roman" w:cs="Times New Roman" w:eastAsia="Times New Roman" w:hAnsi="Times New Roman"/>
-          <w:sz w:val="21"/>
-          <w:szCs w:val="21"/>
-        </w:rPr>
-        <w:t xml:space="preserve"> , H. Löwen, Euro. Phys. Letters 95, 38004 (2011).</w:t>
-      </w:r>
-    </w:p>
-    <w:p>
-      <w:pPr>
-        <w:spacing w:after="80"/>
-      </w:pPr>
-      <w:r>
-        <w:rPr>
-          <w:rFonts w:ascii="Times New Roman" w:cs="Times New Roman" w:eastAsia="Times New Roman" w:hAnsi="Times New Roman"/>
-          <w:sz w:val="21"/>
-          <w:szCs w:val="21"/>
-        </w:rPr>
-        <w:t xml:space="preserve">55. Simulation study of poled low-water ionomers with different architectures </w:t>
-      </w:r>
-      <w:r>
-        <w:rPr>
-          <w:rFonts w:ascii="Times New Roman" w:cs="Times New Roman" w:eastAsia="Times New Roman" w:hAnsi="Times New Roman"/>
-          <w:b/>
-          <w:bCs/>
-          <w:sz w:val="21"/>
-          <w:szCs w:val="21"/>
-        </w:rPr>
-        <w:t>E. Allahyarov</w:t>
-      </w:r>
-      <w:r>
-        <w:rPr>
-          <w:rFonts w:ascii="Times New Roman" w:cs="Times New Roman" w:eastAsia="Times New Roman" w:hAnsi="Times New Roman"/>
-          <w:sz w:val="21"/>
-          <w:szCs w:val="21"/>
-        </w:rPr>
-        <w:t xml:space="preserve"> , P. Taylor, H. Löwen, J. Phys.: Condens. Matter 23, 455102 (2011).</w:t>
-      </w:r>
-    </w:p>
-    <w:p>
-      <w:pPr>
-        <w:spacing w:after="80"/>
-      </w:pPr>
-      <w:r>
-        <w:rPr>
-          <w:rFonts w:ascii="Times New Roman" w:cs="Times New Roman" w:eastAsia="Times New Roman" w:hAnsi="Times New Roman"/>
-          <w:sz w:val="21"/>
-          <w:szCs w:val="21"/>
-        </w:rPr>
-        <w:t xml:space="preserve">56. Double clustering in binary mass hard sphere system </w:t>
-      </w:r>
-      <w:r>
-        <w:rPr>
-          <w:rFonts w:ascii="Times New Roman" w:cs="Times New Roman" w:eastAsia="Times New Roman" w:hAnsi="Times New Roman"/>
-          <w:b/>
-          <w:bCs/>
-          <w:sz w:val="21"/>
-          <w:szCs w:val="21"/>
-        </w:rPr>
-        <w:t>E. Allahyarov</w:t>
-      </w:r>
-      <w:r>
-        <w:rPr>
-          <w:rFonts w:ascii="Times New Roman" w:cs="Times New Roman" w:eastAsia="Times New Roman" w:hAnsi="Times New Roman"/>
-          <w:sz w:val="21"/>
-          <w:szCs w:val="21"/>
-        </w:rPr>
-        <w:t xml:space="preserve"> , H. Löwen, J. Chem. Phys. 135, 134115 (2011).</w:t>
-      </w:r>
-    </w:p>
-    <w:p>
-      <w:pPr>
-        <w:spacing w:after="80"/>
-      </w:pPr>
-      <w:r>
-        <w:rPr>
-          <w:rFonts w:ascii="Times New Roman" w:cs="Times New Roman" w:eastAsia="Times New Roman" w:hAnsi="Times New Roman"/>
-          <w:sz w:val="21"/>
-          <w:szCs w:val="21"/>
-        </w:rPr>
-        <w:t xml:space="preserve">57. Heterogeneous crystallization in colloids and complex plasmas: the role of binary mobilities. H. Löwen, </w:t>
-      </w:r>
-      <w:r>
-        <w:rPr>
-          <w:rFonts w:ascii="Times New Roman" w:cs="Times New Roman" w:eastAsia="Times New Roman" w:hAnsi="Times New Roman"/>
-          <w:b/>
-          <w:bCs/>
-          <w:sz w:val="21"/>
-          <w:szCs w:val="21"/>
-        </w:rPr>
-        <w:t>E. Allahyarov</w:t>
-      </w:r>
-      <w:r>
-        <w:rPr>
-          <w:rFonts w:ascii="Times New Roman" w:cs="Times New Roman" w:eastAsia="Times New Roman" w:hAnsi="Times New Roman"/>
-          <w:sz w:val="21"/>
-          <w:szCs w:val="21"/>
-        </w:rPr>
-        <w:t xml:space="preserve"> , A. Ivlev, G. E. Morfill, J. Phys.: Condens. Matter 24, 284125 (2012).</w:t>
-      </w:r>
-    </w:p>
-    <w:p>
-      <w:pPr>
-        <w:spacing w:after="80"/>
-      </w:pPr>
-      <w:r>
-        <w:rPr>
-          <w:rFonts w:ascii="Times New Roman" w:cs="Times New Roman" w:eastAsia="Times New Roman" w:hAnsi="Times New Roman"/>
-          <w:sz w:val="21"/>
-          <w:szCs w:val="21"/>
-        </w:rPr>
-        <w:t xml:space="preserve">58. Crystal Orientation and Temperature Effects on Double Hysteresis Loop Behavior in a Poly(vinylidene fluoride-co-trifluoroethylene-co-chlorotrifluoroethylene)-graft-Polystyrene Graft Copolymer, L. Yang, </w:t>
-      </w:r>
-      <w:r>
-        <w:rPr>
-          <w:rFonts w:ascii="Times New Roman" w:cs="Times New Roman" w:eastAsia="Times New Roman" w:hAnsi="Times New Roman"/>
-          <w:b/>
-          <w:bCs/>
-          <w:sz w:val="21"/>
-          <w:szCs w:val="21"/>
-        </w:rPr>
-        <w:t>E. Allahyarov</w:t>
-      </w:r>
-      <w:r>
-        <w:rPr>
-          <w:rFonts w:ascii="Times New Roman" w:cs="Times New Roman" w:eastAsia="Times New Roman" w:hAnsi="Times New Roman"/>
-          <w:sz w:val="21"/>
-          <w:szCs w:val="21"/>
-        </w:rPr>
-        <w:t>, F. Guan, L. Zhu, Macromolecules 46, 9698–9711 (2013).</w:t>
-      </w:r>
-    </w:p>
-    <w:p>
-      <w:pPr>
-        <w:spacing w:after="80"/>
-      </w:pPr>
-      <w:r>
-        <w:rPr>
-          <w:rFonts w:ascii="Times New Roman" w:cs="Times New Roman" w:eastAsia="Times New Roman" w:hAnsi="Times New Roman"/>
-          <w:sz w:val="21"/>
-          <w:szCs w:val="21"/>
-        </w:rPr>
-        <w:t xml:space="preserve">59. Novel polymer ferroelectric behavior via crystal isomorphism and the nanoconfinement effect, L. Yang, X. Li, </w:t>
-      </w:r>
-      <w:r>
-        <w:rPr>
-          <w:rFonts w:ascii="Times New Roman" w:cs="Times New Roman" w:eastAsia="Times New Roman" w:hAnsi="Times New Roman"/>
-          <w:b/>
-          <w:bCs/>
-          <w:sz w:val="21"/>
-          <w:szCs w:val="21"/>
-        </w:rPr>
-        <w:t>E. Allahyarov</w:t>
-      </w:r>
-      <w:r>
-        <w:rPr>
-          <w:rFonts w:ascii="Times New Roman" w:cs="Times New Roman" w:eastAsia="Times New Roman" w:hAnsi="Times New Roman"/>
-          <w:sz w:val="21"/>
-          <w:szCs w:val="21"/>
-        </w:rPr>
-        <w:t>, P. Taylor, Q.M. Zhang, L. Zhu, Polymer 54, 1709-1728 (2013).</w:t>
-      </w:r>
-    </w:p>
-    <w:p>
-      <w:pPr>
-        <w:spacing w:after="80"/>
-      </w:pPr>
-      <w:r>
-        <w:rPr>
-          <w:rFonts w:ascii="Times New Roman" w:cs="Times New Roman" w:eastAsia="Times New Roman" w:hAnsi="Times New Roman"/>
-          <w:sz w:val="21"/>
-          <w:szCs w:val="21"/>
-        </w:rPr>
-        <w:t xml:space="preserve">60. Highly asymmetric electrolytes in the primitive model: Hypernetted chain solution in arbitrary spatial dimensions. M. Heinen, </w:t>
-      </w:r>
-      <w:r>
-        <w:rPr>
-          <w:rFonts w:ascii="Times New Roman" w:cs="Times New Roman" w:eastAsia="Times New Roman" w:hAnsi="Times New Roman"/>
-          <w:b/>
-          <w:bCs/>
-          <w:sz w:val="21"/>
-          <w:szCs w:val="21"/>
-        </w:rPr>
-        <w:t>E. Allahyarov</w:t>
-      </w:r>
-      <w:r>
-        <w:rPr>
-          <w:rFonts w:ascii="Times New Roman" w:cs="Times New Roman" w:eastAsia="Times New Roman" w:hAnsi="Times New Roman"/>
-          <w:sz w:val="21"/>
-          <w:szCs w:val="21"/>
-        </w:rPr>
-        <w:t xml:space="preserve"> , H. Löwen, J. Comp. Chem. 35, 275-289 (2014).</w:t>
-      </w:r>
-    </w:p>
-    <w:p>
-      <w:pPr>
-        <w:spacing w:after="80"/>
-      </w:pPr>
-      <w:r>
-        <w:rPr>
-          <w:rFonts w:ascii="Times New Roman" w:cs="Times New Roman" w:eastAsia="Times New Roman" w:hAnsi="Times New Roman"/>
-          <w:sz w:val="21"/>
-          <w:szCs w:val="21"/>
-        </w:rPr>
-        <w:t xml:space="preserve">61. Magnetomechanical response of bilayered magnetic elastomers, </w:t>
-      </w:r>
-      <w:r>
-        <w:rPr>
-          <w:rFonts w:ascii="Times New Roman" w:cs="Times New Roman" w:eastAsia="Times New Roman" w:hAnsi="Times New Roman"/>
-          <w:b/>
-          <w:bCs/>
-          <w:sz w:val="21"/>
-          <w:szCs w:val="21"/>
-        </w:rPr>
-        <w:t>E. Allahyarov</w:t>
-      </w:r>
-      <w:r>
-        <w:rPr>
-          <w:rFonts w:ascii="Times New Roman" w:cs="Times New Roman" w:eastAsia="Times New Roman" w:hAnsi="Times New Roman"/>
-          <w:sz w:val="21"/>
-          <w:szCs w:val="21"/>
-        </w:rPr>
-        <w:t>, A. M. Menzel, L. Zhu, H. Löwen, Smart Materials and Structures 23, 115004 (1-12) (2014).</w:t>
-      </w:r>
-    </w:p>
-    <w:p>
-      <w:pPr>
-        <w:spacing w:after="80"/>
-      </w:pPr>
-      <w:r>
-        <w:rPr>
-          <w:rFonts w:ascii="Times New Roman" w:cs="Times New Roman" w:eastAsia="Times New Roman" w:hAnsi="Times New Roman"/>
-          <w:sz w:val="21"/>
-          <w:szCs w:val="21"/>
-        </w:rPr>
-        <w:t xml:space="preserve">62. Heterogeneous crystallization of hard and soft spheres near flat and curved walls, K. Sandomirski, S. Walta, J. Dubbert, </w:t>
-      </w:r>
-      <w:r>
-        <w:rPr>
-          <w:rFonts w:ascii="Times New Roman" w:cs="Times New Roman" w:eastAsia="Times New Roman" w:hAnsi="Times New Roman"/>
-          <w:b/>
-          <w:bCs/>
-          <w:sz w:val="21"/>
-          <w:szCs w:val="21"/>
-        </w:rPr>
-        <w:t>E. Allahyarov</w:t>
-      </w:r>
-      <w:r>
-        <w:rPr>
-          <w:rFonts w:ascii="Times New Roman" w:cs="Times New Roman" w:eastAsia="Times New Roman" w:hAnsi="Times New Roman"/>
-          <w:sz w:val="21"/>
-          <w:szCs w:val="21"/>
-        </w:rPr>
-        <w:t>, A. B. Schofield, H. Löwen, W. Richtering, S. U. Egelhaaf, Eur. Phys. J 223, 439-454 (2014).</w:t>
-      </w:r>
-    </w:p>
-    <w:p>
-      <w:pPr>
-        <w:spacing w:after="80"/>
-      </w:pPr>
-      <w:r>
-        <w:rPr>
-          <w:rFonts w:ascii="Times New Roman" w:cs="Times New Roman" w:eastAsia="Times New Roman" w:hAnsi="Times New Roman"/>
-          <w:sz w:val="21"/>
-          <w:szCs w:val="21"/>
-        </w:rPr>
-        <w:t xml:space="preserve">63. Analysis of the actuation properties of charged multilayer films, </w:t>
-      </w:r>
-      <w:r>
-        <w:rPr>
-          <w:rFonts w:ascii="Times New Roman" w:cs="Times New Roman" w:eastAsia="Times New Roman" w:hAnsi="Times New Roman"/>
-          <w:b/>
-          <w:bCs/>
-          <w:sz w:val="21"/>
-          <w:szCs w:val="21"/>
-        </w:rPr>
-        <w:t>E. Allahyarov</w:t>
-      </w:r>
-      <w:r>
-        <w:rPr>
-          <w:rFonts w:ascii="Times New Roman" w:cs="Times New Roman" w:eastAsia="Times New Roman" w:hAnsi="Times New Roman"/>
-          <w:sz w:val="21"/>
-          <w:szCs w:val="21"/>
-        </w:rPr>
-        <w:t>, H. Löwen and L. Zhu, J. Appl. Phys. 117, 034504 (1-14) (2015).</w:t>
-      </w:r>
-    </w:p>
-    <w:p>
-      <w:pPr>
-        <w:spacing w:after="80"/>
-      </w:pPr>
-      <w:r>
-        <w:rPr>
-          <w:rFonts w:ascii="Times New Roman" w:cs="Times New Roman" w:eastAsia="Times New Roman" w:hAnsi="Times New Roman"/>
-          <w:sz w:val="21"/>
-          <w:szCs w:val="21"/>
-        </w:rPr>
-        <w:t xml:space="preserve">64. Crystallization seeds favour crystallization only during initial growth, </w:t>
-      </w:r>
-      <w:r>
-        <w:rPr>
-          <w:rFonts w:ascii="Times New Roman" w:cs="Times New Roman" w:eastAsia="Times New Roman" w:hAnsi="Times New Roman"/>
-          <w:b/>
-          <w:bCs/>
-          <w:sz w:val="21"/>
-          <w:szCs w:val="21"/>
-        </w:rPr>
-        <w:t>E. Allahyarov</w:t>
-      </w:r>
-      <w:r>
-        <w:rPr>
-          <w:rFonts w:ascii="Times New Roman" w:cs="Times New Roman" w:eastAsia="Times New Roman" w:hAnsi="Times New Roman"/>
-          <w:sz w:val="21"/>
-          <w:szCs w:val="21"/>
-        </w:rPr>
-        <w:t>, K. Sandomirski, S. U. Egelhaaf, and H. Löwen, Nature Communications 6, 1-9 (2015).</w:t>
-      </w:r>
-    </w:p>
-    <w:p>
-      <w:pPr>
-        <w:spacing w:after="80"/>
-      </w:pPr>
-      <w:r>
-        <w:rPr>
-          <w:rFonts w:ascii="Times New Roman" w:cs="Times New Roman" w:eastAsia="Times New Roman" w:hAnsi="Times New Roman"/>
-          <w:sz w:val="21"/>
-          <w:szCs w:val="21"/>
-        </w:rPr>
-        <w:t xml:space="preserve">65. A simulation study of the electrostriction effects in dielectric elastomer composites containing polarizable inclusions with different spatial distributions, </w:t>
-      </w:r>
-      <w:r>
-        <w:rPr>
-          <w:rFonts w:ascii="Times New Roman" w:cs="Times New Roman" w:eastAsia="Times New Roman" w:hAnsi="Times New Roman"/>
-          <w:b/>
-          <w:bCs/>
-          <w:sz w:val="21"/>
-          <w:szCs w:val="21"/>
-        </w:rPr>
-        <w:t>E. Allahyarov</w:t>
-      </w:r>
-      <w:r>
-        <w:rPr>
-          <w:rFonts w:ascii="Times New Roman" w:cs="Times New Roman" w:eastAsia="Times New Roman" w:hAnsi="Times New Roman"/>
-          <w:sz w:val="21"/>
-          <w:szCs w:val="21"/>
-        </w:rPr>
-        <w:t>, H. Löwen, L. Zhu, Phys. Chem. Chem. Phys. 17, 32479-32497 (2015).</w:t>
-      </w:r>
-    </w:p>
-    <w:p>
-      <w:pPr>
-        <w:spacing w:after="80"/>
-      </w:pPr>
-      <w:r>
-        <w:rPr>
-          <w:rFonts w:ascii="Times New Roman" w:cs="Times New Roman" w:eastAsia="Times New Roman" w:hAnsi="Times New Roman"/>
-          <w:sz w:val="21"/>
-          <w:szCs w:val="21"/>
-        </w:rPr>
-        <w:t xml:space="preserve">66. Semicrystalline structure - dielectric property relationship and electrical conduction in a biaxially oriented poly(vinylidene fluoride) film under high electric fields and high temperatures, Yang, J. Ho, </w:t>
-      </w:r>
-      <w:r>
-        <w:rPr>
-          <w:rFonts w:ascii="Times New Roman" w:cs="Times New Roman" w:eastAsia="Times New Roman" w:hAnsi="Times New Roman"/>
-          <w:b/>
-          <w:bCs/>
-          <w:sz w:val="21"/>
-          <w:szCs w:val="21"/>
-        </w:rPr>
-        <w:t>E. Allahyarov</w:t>
-      </w:r>
-      <w:r>
-        <w:rPr>
-          <w:rFonts w:ascii="Times New Roman" w:cs="Times New Roman" w:eastAsia="Times New Roman" w:hAnsi="Times New Roman"/>
-          <w:sz w:val="21"/>
-          <w:szCs w:val="21"/>
-        </w:rPr>
-        <w:t>, R. Mu, L. Zhu, ACS Appl. Mater. Interfaces 7, 19894-19905 (2015).</w:t>
-      </w:r>
-    </w:p>
-    <w:p>
-      <w:pPr>
-        <w:spacing w:after="80"/>
-      </w:pPr>
-      <w:r>
-        <w:rPr>
-          <w:rFonts w:ascii="Times New Roman" w:cs="Times New Roman" w:eastAsia="Times New Roman" w:hAnsi="Times New Roman"/>
-          <w:sz w:val="21"/>
-          <w:szCs w:val="21"/>
-        </w:rPr>
-        <w:t xml:space="preserve">67. Enhanced ionic diffusion in ionomer-filled nanopores, </w:t>
-      </w:r>
-      <w:r>
-        <w:rPr>
-          <w:rFonts w:ascii="Times New Roman" w:cs="Times New Roman" w:eastAsia="Times New Roman" w:hAnsi="Times New Roman"/>
-          <w:b/>
-          <w:bCs/>
-          <w:sz w:val="21"/>
-          <w:szCs w:val="21"/>
-        </w:rPr>
-        <w:t>E. Allahyarov</w:t>
-      </w:r>
-      <w:r>
-        <w:rPr>
-          <w:rFonts w:ascii="Times New Roman" w:cs="Times New Roman" w:eastAsia="Times New Roman" w:hAnsi="Times New Roman"/>
-          <w:sz w:val="21"/>
-          <w:szCs w:val="21"/>
-        </w:rPr>
-        <w:t>, P. L. Taylor, and H. Löwen, J. Chem. Phys. 143, 243126 (1-10) (2015).</w:t>
-      </w:r>
-    </w:p>
-    <w:p>
-      <w:pPr>
-        <w:spacing w:after="80"/>
-      </w:pPr>
-      <w:r>
-        <w:rPr>
-          <w:rFonts w:ascii="Times New Roman" w:cs="Times New Roman" w:eastAsia="Times New Roman" w:hAnsi="Times New Roman"/>
-          <w:sz w:val="21"/>
-          <w:szCs w:val="21"/>
-        </w:rPr>
-        <w:t xml:space="preserve">68. Interfacial Polarization-Induced Loss Mechanisms in Polypropylene/BaTiO3 Nanocomposite Dielectrics, G. Zhang, D. Brannum, D. Dong, L. Tang, </w:t>
-      </w:r>
-      <w:r>
-        <w:rPr>
-          <w:rFonts w:ascii="Times New Roman" w:cs="Times New Roman" w:eastAsia="Times New Roman" w:hAnsi="Times New Roman"/>
-          <w:b/>
-          <w:bCs/>
-          <w:sz w:val="21"/>
-          <w:szCs w:val="21"/>
-        </w:rPr>
-        <w:t>E. Allahyarov</w:t>
-      </w:r>
-      <w:r>
-        <w:rPr>
-          <w:rFonts w:ascii="Times New Roman" w:cs="Times New Roman" w:eastAsia="Times New Roman" w:hAnsi="Times New Roman"/>
-          <w:sz w:val="21"/>
-          <w:szCs w:val="21"/>
-        </w:rPr>
-        <w:t>, S. Tang, Saide, K. Kodweis, J.-K. Lee, L. Zhu, Chemistry of Materials 28, 4646-4660 (2016).</w:t>
-      </w:r>
-    </w:p>
-    <w:p>
-      <w:pPr>
-        <w:spacing w:after="80"/>
-      </w:pPr>
-      <w:r>
-        <w:rPr>
-          <w:rFonts w:ascii="Times New Roman" w:cs="Times New Roman" w:eastAsia="Times New Roman" w:hAnsi="Times New Roman"/>
-          <w:sz w:val="21"/>
-          <w:szCs w:val="21"/>
-        </w:rPr>
-        <w:t xml:space="preserve">69. Dipole Correlation Effects on Local Field and Effective Dielectric Constant in Composite Dielectrics containing High-k Inclusions, </w:t>
-      </w:r>
-      <w:r>
-        <w:rPr>
-          <w:rFonts w:ascii="Times New Roman" w:cs="Times New Roman" w:eastAsia="Times New Roman" w:hAnsi="Times New Roman"/>
-          <w:b/>
-          <w:bCs/>
-          <w:sz w:val="21"/>
-          <w:szCs w:val="21"/>
-        </w:rPr>
-        <w:t>E. Allahyarov</w:t>
-      </w:r>
-      <w:r>
-        <w:rPr>
-          <w:rFonts w:ascii="Times New Roman" w:cs="Times New Roman" w:eastAsia="Times New Roman" w:hAnsi="Times New Roman"/>
-          <w:sz w:val="21"/>
-          <w:szCs w:val="21"/>
-        </w:rPr>
-        <w:t>, H. Löwen and L. Zhu, Phys. Chem. Chem. Phys. 8, 19103-19117 (2016).</w:t>
-      </w:r>
-    </w:p>
-    <w:p>
-      <w:pPr>
-        <w:spacing w:after="80"/>
-      </w:pPr>
-      <w:r>
-        <w:rPr>
-          <w:rFonts w:ascii="Times New Roman" w:cs="Times New Roman" w:eastAsia="Times New Roman" w:hAnsi="Times New Roman"/>
-          <w:sz w:val="21"/>
-          <w:szCs w:val="21"/>
-        </w:rPr>
-        <w:t xml:space="preserve">70. Simulation Study of Ion Diffusion in Charged Nanopores with Anchored Terminal Groups, </w:t>
-      </w:r>
-      <w:r>
-        <w:rPr>
-          <w:rFonts w:ascii="Times New Roman" w:cs="Times New Roman" w:eastAsia="Times New Roman" w:hAnsi="Times New Roman"/>
-          <w:b/>
-          <w:bCs/>
-          <w:sz w:val="21"/>
-          <w:szCs w:val="21"/>
-        </w:rPr>
-        <w:t>E. Allahyarov</w:t>
-      </w:r>
-      <w:r>
-        <w:rPr>
-          <w:rFonts w:ascii="Times New Roman" w:cs="Times New Roman" w:eastAsia="Times New Roman" w:hAnsi="Times New Roman"/>
-          <w:sz w:val="21"/>
-          <w:szCs w:val="21"/>
-        </w:rPr>
-        <w:t>, H. Löwen, P. L. Taylor, Electrochimica Acta 242, 73-85 (2017).</w:t>
-      </w:r>
-    </w:p>
-    <w:p>
-      <w:pPr>
-        <w:spacing w:after="80"/>
-      </w:pPr>
-      <w:r>
-        <w:rPr>
-          <w:rFonts w:ascii="Times New Roman" w:cs="Times New Roman" w:eastAsia="Times New Roman" w:hAnsi="Times New Roman"/>
-          <w:sz w:val="21"/>
-          <w:szCs w:val="21"/>
-        </w:rPr>
-        <w:t xml:space="preserve">71. Triple junction at the triple point resolved on the individual particle level, M. Chaudhuri, </w:t>
-      </w:r>
-      <w:r>
-        <w:rPr>
-          <w:rFonts w:ascii="Times New Roman" w:cs="Times New Roman" w:eastAsia="Times New Roman" w:hAnsi="Times New Roman"/>
-          <w:b/>
-          <w:bCs/>
-          <w:sz w:val="21"/>
-          <w:szCs w:val="21"/>
-        </w:rPr>
-        <w:t>E. Allahyarov</w:t>
-      </w:r>
-      <w:r>
-        <w:rPr>
-          <w:rFonts w:ascii="Times New Roman" w:cs="Times New Roman" w:eastAsia="Times New Roman" w:hAnsi="Times New Roman"/>
-          <w:sz w:val="21"/>
-          <w:szCs w:val="21"/>
-        </w:rPr>
-        <w:t xml:space="preserve"> , H. Löwen, S. U. Egelhaaf, D. A. Weitz, Phys. Rev. Lett. 119 , 128001 (1-6) ((2017).</w:t>
-      </w:r>
-    </w:p>
-    <w:p>
-      <w:pPr>
-        <w:spacing w:after="80"/>
-      </w:pPr>
-      <w:r>
-        <w:rPr>
-          <w:rFonts w:ascii="Times New Roman" w:cs="Times New Roman" w:eastAsia="Times New Roman" w:hAnsi="Times New Roman"/>
-          <w:sz w:val="21"/>
-          <w:szCs w:val="21"/>
-        </w:rPr>
-        <w:t xml:space="preserve">72. Smectic monolayer confined on a sphere: Topology at the particle scale, </w:t>
-      </w:r>
-      <w:r>
-        <w:rPr>
-          <w:rFonts w:ascii="Times New Roman" w:cs="Times New Roman" w:eastAsia="Times New Roman" w:hAnsi="Times New Roman"/>
-          <w:b/>
-          <w:bCs/>
-          <w:sz w:val="21"/>
-          <w:szCs w:val="21"/>
-        </w:rPr>
-        <w:t>E. Allahyarov</w:t>
-      </w:r>
-      <w:r>
-        <w:rPr>
-          <w:rFonts w:ascii="Times New Roman" w:cs="Times New Roman" w:eastAsia="Times New Roman" w:hAnsi="Times New Roman"/>
-          <w:sz w:val="21"/>
-          <w:szCs w:val="21"/>
-        </w:rPr>
-        <w:t>, A. Voigt, H. Löwen, Soft Matter, 13, 8120-8135 (2017)</w:t>
-      </w:r>
-    </w:p>
-    <w:p>
-      <w:pPr>
-        <w:spacing w:after="80"/>
-      </w:pPr>
-      <w:r>
-        <w:rPr>
-          <w:rFonts w:ascii="Times New Roman" w:cs="Times New Roman" w:eastAsia="Times New Roman" w:hAnsi="Times New Roman"/>
-          <w:sz w:val="21"/>
-          <w:szCs w:val="21"/>
-        </w:rPr>
-        <w:t xml:space="preserve">73. Understanding reversible Maxwellian electroactuation in a 3M VHB dielectric elastomer with prestrain, L. Liu, Y. Huang, Y. Zhang, </w:t>
-      </w:r>
-      <w:r>
-        <w:rPr>
-          <w:rFonts w:ascii="Times New Roman" w:cs="Times New Roman" w:eastAsia="Times New Roman" w:hAnsi="Times New Roman"/>
-          <w:b/>
-          <w:bCs/>
-          <w:sz w:val="21"/>
-          <w:szCs w:val="21"/>
-        </w:rPr>
-        <w:t>E. Allahyarov</w:t>
-      </w:r>
-      <w:r>
-        <w:rPr>
-          <w:rFonts w:ascii="Times New Roman" w:cs="Times New Roman" w:eastAsia="Times New Roman" w:hAnsi="Times New Roman"/>
-          <w:sz w:val="21"/>
-          <w:szCs w:val="21"/>
-        </w:rPr>
-        <w:t>, Z. Zhang, F. Lv, L. Zhu, Polymer 144, 150-158 (2018).</w:t>
-      </w:r>
-    </w:p>
-    <w:p>
-      <w:pPr>
-        <w:spacing w:after="80"/>
-      </w:pPr>
-      <w:r>
-        <w:rPr>
-          <w:rFonts w:ascii="Times New Roman" w:cs="Times New Roman" w:eastAsia="Times New Roman" w:hAnsi="Times New Roman"/>
-          <w:sz w:val="21"/>
-          <w:szCs w:val="21"/>
-        </w:rPr>
-        <w:t xml:space="preserve">74. Polymer Nanodielectrics: Current Accomplishments and Future Challenges for Electric Energy Storage, G. Zhang, </w:t>
-      </w:r>
-      <w:r>
-        <w:rPr>
-          <w:rFonts w:ascii="Times New Roman" w:cs="Times New Roman" w:eastAsia="Times New Roman" w:hAnsi="Times New Roman"/>
-          <w:b/>
-          <w:bCs/>
-          <w:sz w:val="21"/>
-          <w:szCs w:val="21"/>
-        </w:rPr>
-        <w:t>E. Allahyarov</w:t>
-      </w:r>
-      <w:r>
-        <w:rPr>
-          <w:rFonts w:ascii="Times New Roman" w:cs="Times New Roman" w:eastAsia="Times New Roman" w:hAnsi="Times New Roman"/>
-          <w:sz w:val="21"/>
-          <w:szCs w:val="21"/>
-        </w:rPr>
-        <w:t>, L. Zhu, Springer Nature, Editors B. Li and T. Jiao, 1-48, (2018)</w:t>
-      </w:r>
-    </w:p>
-    <w:p>
-      <w:pPr>
-        <w:spacing w:after="80"/>
-      </w:pPr>
-      <w:r>
-        <w:rPr>
-          <w:rFonts w:ascii="Times New Roman" w:cs="Times New Roman" w:eastAsia="Times New Roman" w:hAnsi="Times New Roman"/>
-          <w:sz w:val="21"/>
-          <w:szCs w:val="21"/>
-        </w:rPr>
-        <w:t xml:space="preserve">75. Length segregation in mixtures of spherocylinders induced by imposed topological defects, </w:t>
-      </w:r>
-      <w:r>
-        <w:rPr>
-          <w:rFonts w:ascii="Times New Roman" w:cs="Times New Roman" w:eastAsia="Times New Roman" w:hAnsi="Times New Roman"/>
-          <w:b/>
-          <w:bCs/>
-          <w:sz w:val="21"/>
-          <w:szCs w:val="21"/>
-        </w:rPr>
-        <w:t>E. Allahyarov</w:t>
-      </w:r>
-      <w:r>
-        <w:rPr>
-          <w:rFonts w:ascii="Times New Roman" w:cs="Times New Roman" w:eastAsia="Times New Roman" w:hAnsi="Times New Roman"/>
-          <w:sz w:val="21"/>
-          <w:szCs w:val="21"/>
-        </w:rPr>
-        <w:t>, H. Löwen, Soft Matter 14, 8962-8973 (2018)</w:t>
-      </w:r>
-    </w:p>
-    <w:p>
-      <w:pPr>
-        <w:spacing w:after="80"/>
-      </w:pPr>
-      <w:r>
-        <w:rPr>
-          <w:rFonts w:ascii="Times New Roman" w:cs="Times New Roman" w:eastAsia="Times New Roman" w:hAnsi="Times New Roman"/>
-          <w:sz w:val="21"/>
-          <w:szCs w:val="21"/>
-        </w:rPr>
-        <w:t xml:space="preserve">76. Reducing dielectric loss and enhancing electrical insulation for multilayer polymer films by nanoconfined ion transport under high poling electric fields, </w:t>
-      </w:r>
-      <w:r>
-        <w:rPr>
-          <w:rFonts w:ascii="Times New Roman" w:cs="Times New Roman" w:eastAsia="Times New Roman" w:hAnsi="Times New Roman"/>
-          <w:b/>
-          <w:bCs/>
-          <w:sz w:val="21"/>
-          <w:szCs w:val="21"/>
-        </w:rPr>
-        <w:t>E. Allahyarov</w:t>
-      </w:r>
-      <w:r>
-        <w:rPr>
-          <w:rFonts w:ascii="Times New Roman" w:cs="Times New Roman" w:eastAsia="Times New Roman" w:hAnsi="Times New Roman"/>
-          <w:sz w:val="21"/>
-          <w:szCs w:val="21"/>
-        </w:rPr>
-        <w:t xml:space="preserve"> et all, J. Mater. Chem. C 1-20 (2020), https://doi.org/10.1039/D0TC00522C</w:t>
-      </w:r>
-    </w:p>
-    <w:p>
-      <w:pPr>
-        <w:spacing w:after="80"/>
-      </w:pPr>
-      <w:r>
-        <w:rPr>
-          <w:rFonts w:ascii="Times New Roman" w:cs="Times New Roman" w:eastAsia="Times New Roman" w:hAnsi="Times New Roman"/>
-          <w:sz w:val="21"/>
-          <w:szCs w:val="21"/>
-        </w:rPr>
-        <w:t xml:space="preserve">77. Reducing Dielectric Loss by Nanoconfined Impurity Ion Transport in Multilayer Films under Low Electric Fields, </w:t>
-      </w:r>
-      <w:r>
-        <w:rPr>
-          <w:rFonts w:ascii="Times New Roman" w:cs="Times New Roman" w:eastAsia="Times New Roman" w:hAnsi="Times New Roman"/>
-          <w:b/>
-          <w:bCs/>
-          <w:sz w:val="21"/>
-          <w:szCs w:val="21"/>
-        </w:rPr>
-        <w:t>E. Allahyarov</w:t>
-      </w:r>
-      <w:r>
-        <w:rPr>
-          <w:rFonts w:ascii="Times New Roman" w:cs="Times New Roman" w:eastAsia="Times New Roman" w:hAnsi="Times New Roman"/>
-          <w:sz w:val="21"/>
-          <w:szCs w:val="21"/>
-        </w:rPr>
-        <w:t xml:space="preserve"> et all, Composites Part B- Engineering 190, 107908 1-16 (2020).</w:t>
-      </w:r>
-    </w:p>
-    <w:p>
-      <w:pPr>
-        <w:spacing w:after="80"/>
-      </w:pPr>
-      <w:r>
-        <w:rPr>
-          <w:rFonts w:ascii="Times New Roman" w:cs="Times New Roman" w:eastAsia="Times New Roman" w:hAnsi="Times New Roman"/>
-          <w:sz w:val="21"/>
-          <w:szCs w:val="21"/>
-        </w:rPr>
-        <w:t xml:space="preserve">78. Theoretical Study of Nanocomposite Permittivity with a Tunable Clustering of Inclusions, </w:t>
-      </w:r>
-      <w:r>
-        <w:rPr>
-          <w:rFonts w:ascii="Times New Roman" w:cs="Times New Roman" w:eastAsia="Times New Roman" w:hAnsi="Times New Roman"/>
-          <w:b/>
-          <w:bCs/>
-          <w:sz w:val="21"/>
-          <w:szCs w:val="21"/>
-        </w:rPr>
-        <w:t>E. Allahyarov</w:t>
-      </w:r>
-      <w:r>
-        <w:rPr>
-          <w:rFonts w:ascii="Times New Roman" w:cs="Times New Roman" w:eastAsia="Times New Roman" w:hAnsi="Times New Roman"/>
-          <w:sz w:val="21"/>
-          <w:szCs w:val="21"/>
-        </w:rPr>
-        <w:t>, Advanced Theory and Simulations 1-20 (2020), https://doi.org/10.1002/adts.202000005</w:t>
-      </w:r>
-    </w:p>
-    <w:p>
-      <w:pPr>
-        <w:spacing w:after="80"/>
-      </w:pPr>
-      <w:r>
-        <w:rPr>
-          <w:rFonts w:ascii="Times New Roman" w:cs="Times New Roman" w:eastAsia="Times New Roman" w:hAnsi="Times New Roman"/>
-          <w:sz w:val="21"/>
-          <w:szCs w:val="21"/>
-        </w:rPr>
-        <w:t xml:space="preserve">79. G. Zhang, Q. Li, </w:t>
-      </w:r>
-      <w:r>
-        <w:rPr>
-          <w:rFonts w:ascii="Times New Roman" w:cs="Times New Roman" w:eastAsia="Times New Roman" w:hAnsi="Times New Roman"/>
-          <w:b/>
-          <w:bCs/>
-          <w:sz w:val="21"/>
-          <w:szCs w:val="21"/>
-        </w:rPr>
-        <w:t>E. Allahyarov</w:t>
-      </w:r>
-      <w:r>
-        <w:rPr>
-          <w:rFonts w:ascii="Times New Roman" w:cs="Times New Roman" w:eastAsia="Times New Roman" w:hAnsi="Times New Roman"/>
-          <w:sz w:val="21"/>
-          <w:szCs w:val="21"/>
-        </w:rPr>
-        <w:t>, Y. Li, L. Zhu, , Challenges and opportunities of polymer nanodielectrics for electric energy storage , ACS APPL MATER INTER 13 , 37939-37960 (2021).</w:t>
-      </w:r>
-    </w:p>
-    <w:p>
-      <w:pPr>
-        <w:spacing w:after="80"/>
-      </w:pPr>
-      <w:r>
-        <w:rPr>
-          <w:rFonts w:ascii="Times New Roman" w:cs="Times New Roman" w:eastAsia="Times New Roman" w:hAnsi="Times New Roman"/>
-          <w:sz w:val="21"/>
-          <w:szCs w:val="21"/>
-        </w:rPr>
-        <w:t xml:space="preserve">80. </w:t>
-      </w:r>
-      <w:r>
-        <w:rPr>
-          <w:rFonts w:ascii="Times New Roman" w:cs="Times New Roman" w:eastAsia="Times New Roman" w:hAnsi="Times New Roman"/>
-          <w:b/>
-          <w:bCs/>
-          <w:sz w:val="21"/>
-          <w:szCs w:val="21"/>
-        </w:rPr>
-        <w:t>E. Allahyarov</w:t>
-      </w:r>
-      <w:r>
-        <w:rPr>
-          <w:rFonts w:ascii="Times New Roman" w:cs="Times New Roman" w:eastAsia="Times New Roman" w:hAnsi="Times New Roman"/>
-          <w:sz w:val="21"/>
-          <w:szCs w:val="21"/>
-        </w:rPr>
-        <w:t xml:space="preserve"> , L. Zhu, R. Li, F. Santos, Q. Li, G. Rui, Zh. Zhu, T. Soulestin, H. He, P. Taylor, Electrostriction- enhanced giant piezoelectricity via relaxor-like secondary crystals in extended-chain ferroelectric polymers, CELL 4 , 11 , 3696-3709. (2021).</w:t>
-      </w:r>
-    </w:p>
-    <w:p>
-      <w:pPr>
-        <w:spacing w:after="80"/>
-      </w:pPr>
-      <w:r>
-        <w:rPr>
-          <w:rFonts w:ascii="Times New Roman" w:cs="Times New Roman" w:eastAsia="Times New Roman" w:hAnsi="Times New Roman"/>
-          <w:sz w:val="21"/>
-          <w:szCs w:val="21"/>
-        </w:rPr>
-        <w:t xml:space="preserve">81. Y. Huang, G. Rui, Q. Li, </w:t>
-      </w:r>
-      <w:r>
-        <w:rPr>
-          <w:rFonts w:ascii="Times New Roman" w:cs="Times New Roman" w:eastAsia="Times New Roman" w:hAnsi="Times New Roman"/>
-          <w:b/>
-          <w:bCs/>
-          <w:sz w:val="21"/>
-          <w:szCs w:val="21"/>
-        </w:rPr>
-        <w:t>Elshad Allahyarov</w:t>
-      </w:r>
-      <w:r>
-        <w:rPr>
-          <w:rFonts w:ascii="Times New Roman" w:cs="Times New Roman" w:eastAsia="Times New Roman" w:hAnsi="Times New Roman"/>
-          <w:sz w:val="21"/>
-          <w:szCs w:val="21"/>
-        </w:rPr>
-        <w:t>, R. Li, M. Fukuto, G.-J. Zhong, J.-Z. Xu, Z.-M. Li, P. L. Taylor, L. Zhu , Enhanced piezoelectricity from highly polarizable oriented amorphous fractions in biaxially oriented poly(vinylidene fluoride) with pure β crystals , NATURE 12 , 675, 1-8 (2021)</w:t>
-      </w:r>
-    </w:p>
-    <w:p>
-      <w:pPr>
-        <w:spacing w:after="80"/>
-      </w:pPr>
-      <w:r>
-        <w:rPr>
-          <w:rFonts w:ascii="Times New Roman" w:cs="Times New Roman" w:eastAsia="Times New Roman" w:hAnsi="Times New Roman"/>
-          <w:sz w:val="21"/>
-          <w:szCs w:val="21"/>
-        </w:rPr>
-        <w:t xml:space="preserve">82. G. Rui, </w:t>
-      </w:r>
-      <w:r>
-        <w:rPr>
-          <w:rFonts w:ascii="Times New Roman" w:cs="Times New Roman" w:eastAsia="Times New Roman" w:hAnsi="Times New Roman"/>
-          <w:b/>
-          <w:bCs/>
-          <w:sz w:val="21"/>
-          <w:szCs w:val="21"/>
-        </w:rPr>
-        <w:t>E. Allahyarov</w:t>
-      </w:r>
-      <w:r>
-        <w:rPr>
-          <w:rFonts w:ascii="Times New Roman" w:cs="Times New Roman" w:eastAsia="Times New Roman" w:hAnsi="Times New Roman"/>
-          <w:sz w:val="21"/>
-          <w:szCs w:val="21"/>
-        </w:rPr>
         <w:t>, R. Li, P. L. Taylor, L. Zhu, Hard-to-soft transition-enhanced piezoelectricity in poly(vinylidene fluoride) via relaxor-like secondary crystals activated by high-power ultrasonication, Material Horizons 9. 1992-1998 (2022).</w:t>
       </w:r>
     </w:p>
@@ -4814,25 +4714,23 @@
           <w:sz w:val="21"/>
           <w:szCs w:val="21"/>
         </w:rPr>
-        <w:t xml:space="preserve">83. </w:t>
-      </w:r>
-      <w:r>
-        <w:rPr>
-          <w:rFonts w:ascii="Times New Roman" w:cs="Times New Roman" w:eastAsia="Times New Roman" w:hAnsi="Times New Roman"/>
-          <w:b/>
-          <w:bCs/>
-          <w:sz w:val="21"/>
-          <w:szCs w:val="21"/>
-        </w:rPr>
-        <w:t>E. Allahyarov</w:t>
-      </w:r>
-      <w:r>
-        <w:rPr>
-          <w:rFonts w:ascii="Times New Roman" w:cs="Times New Roman" w:eastAsia="Times New Roman" w:hAnsi="Times New Roman"/>
-          <w:sz w:val="21"/>
-          <w:szCs w:val="21"/>
-        </w:rPr>
-        <w:t xml:space="preserve"> , Q. Li, T. Ju, Y.-W. Harn, H. Luo, D. Zhang, Z. Lin, L. Zhu, High electric field-induced ferroelectric behavior of polymer/paraelectric barium titanate particle nanocomposites, to appear in Chem. Engineering J. (2022).</w:t>
+        <w:t>83. E. Allahyarov, Q. Li, T. Ju, Y.-W. Harn, H. Luo, D. Zhang, Z. Lin, L. Zhu, High electric field-induced ferroelectric behavior of polymer/paraelectric barium titanate particle nanocomposites, to appear in Chem. Engineering J. (2022).</w:t>
+      </w:r>
+      <w:r>
+        <w:rPr>
+          <w:rFonts w:ascii="Times New Roman" w:cs="Times New Roman" w:eastAsia="Times New Roman" w:hAnsi="Times New Roman"/>
+          <w:b/>
+          <w:bCs/>
+          <w:sz w:val="21"/>
+          <w:szCs w:val="21"/>
+        </w:rPr>
+      </w:r>
+      <w:r>
+        <w:rPr>
+          <w:rFonts w:ascii="Times New Roman" w:cs="Times New Roman" w:eastAsia="Times New Roman" w:hAnsi="Times New Roman"/>
+          <w:sz w:val="21"/>
+          <w:szCs w:val="21"/>
+        </w:rPr>
       </w:r>
     </w:p>
     <w:p>
